--- a/assessment/C03/CSA0612_CO3_AT1.docx
+++ b/assessment/C03/CSA0612_CO3_AT1.docx
@@ -52,7 +52,15 @@
         <w:pStyle w:val="Heading1"/>
       </w:pPr>
       <w:r>
-        <w:t>ASSESSMENT TOOL 1  –  EXPERIMENTS</w:t>
+        <w:t xml:space="preserve">ASSESSMENT TOOL </w:t>
+      </w:r>
+      <w:proofErr w:type="gramStart"/>
+      <w:r>
+        <w:t>1  –</w:t>
+      </w:r>
+      <w:proofErr w:type="gramEnd"/>
+      <w:r>
+        <w:t xml:space="preserve">  EXPERIMENTS</w:t>
       </w:r>
       <w:r>
         <w:rPr>
@@ -173,7 +181,6 @@
         <w:tblCellMar>
           <w:top w:w="83" w:type="dxa"/>
           <w:left w:w="119" w:type="dxa"/>
-          <w:bottom w:w="0" w:type="dxa"/>
           <w:right w:w="115" w:type="dxa"/>
         </w:tblCellMar>
         <w:tblLook w:val="04A0" w:firstRow="1" w:lastRow="0" w:firstColumn="1" w:lastColumn="0" w:noHBand="0" w:noVBand="1"/>
@@ -200,9 +207,6 @@
             <w:shd w:val="clear" w:color="auto" w:fill="D6E4F0"/>
           </w:tcPr>
           <w:p>
-            <w:pPr>
-              <w:spacing w:after="0"/>
-            </w:pPr>
             <w:r>
               <w:rPr>
                 <w:rFonts w:ascii="Arial" w:eastAsia="Arial" w:hAnsi="Arial" w:cs="Arial"/>
@@ -233,7 +237,6 @@
           </w:tcPr>
           <w:p>
             <w:pPr>
-              <w:spacing w:after="0"/>
               <w:ind w:left="1"/>
             </w:pPr>
             <w:r>
@@ -264,9 +267,6 @@
             <w:shd w:val="clear" w:color="auto" w:fill="D6E4F0"/>
           </w:tcPr>
           <w:p>
-            <w:pPr>
-              <w:spacing w:after="0"/>
-            </w:pPr>
             <w:r>
               <w:rPr>
                 <w:rFonts w:ascii="Arial" w:eastAsia="Arial" w:hAnsi="Arial" w:cs="Arial"/>
@@ -297,7 +297,6 @@
           </w:tcPr>
           <w:p>
             <w:pPr>
-              <w:spacing w:after="0"/>
               <w:ind w:left="2"/>
             </w:pPr>
             <w:r>
@@ -335,9 +334,6 @@
             <w:vAlign w:val="center"/>
           </w:tcPr>
           <w:p>
-            <w:pPr>
-              <w:spacing w:after="0"/>
-            </w:pPr>
             <w:r>
               <w:rPr>
                 <w:rFonts w:ascii="Arial" w:eastAsia="Arial" w:hAnsi="Arial" w:cs="Arial"/>
@@ -370,7 +366,6 @@
           </w:tcPr>
           <w:p>
             <w:pPr>
-              <w:spacing w:after="0"/>
               <w:ind w:left="1" w:right="505"/>
             </w:pPr>
             <w:r>
@@ -379,14 +374,31 @@
                 <w:b/>
                 <w:sz w:val="24"/>
               </w:rPr>
-              <w:t xml:space="preserve">CO3: Articulation </w:t>
-            </w:r>
-            <w:r>
-              <w:rPr>
-                <w:rFonts w:ascii="Times New Roman" w:eastAsia="Times New Roman" w:hAnsi="Times New Roman" w:cs="Times New Roman"/>
+              <w:t xml:space="preserve">CO3: </w:t>
+            </w:r>
+            <w:proofErr w:type="gramStart"/>
+            <w:r>
+              <w:rPr>
+                <w:rFonts w:ascii="Times New Roman" w:eastAsia="Times New Roman" w:hAnsi="Times New Roman" w:cs="Times New Roman"/>
+                <w:b/>
                 <w:sz w:val="24"/>
               </w:rPr>
-              <w:t xml:space="preserve"> (BL4, BL5) </w:t>
+              <w:t xml:space="preserve">Articulation </w:t>
+            </w:r>
+            <w:r>
+              <w:rPr>
+                <w:rFonts w:ascii="Times New Roman" w:eastAsia="Times New Roman" w:hAnsi="Times New Roman" w:cs="Times New Roman"/>
+                <w:sz w:val="24"/>
+              </w:rPr>
+              <w:t xml:space="preserve"> (</w:t>
+            </w:r>
+            <w:proofErr w:type="gramEnd"/>
+            <w:r>
+              <w:rPr>
+                <w:rFonts w:ascii="Times New Roman" w:eastAsia="Times New Roman" w:hAnsi="Times New Roman" w:cs="Times New Roman"/>
+                <w:sz w:val="24"/>
+              </w:rPr>
+              <w:t xml:space="preserve">BL4, BL5) </w:t>
             </w:r>
           </w:p>
         </w:tc>
@@ -403,9 +415,6 @@
             <w:vAlign w:val="center"/>
           </w:tcPr>
           <w:p>
-            <w:pPr>
-              <w:spacing w:after="0"/>
-            </w:pPr>
             <w:r>
               <w:rPr>
                 <w:rFonts w:ascii="Arial" w:eastAsia="Arial" w:hAnsi="Arial" w:cs="Arial"/>
@@ -437,7 +446,6 @@
           </w:tcPr>
           <w:p>
             <w:pPr>
-              <w:spacing w:after="0"/>
               <w:ind w:left="2"/>
             </w:pPr>
             <w:r>
@@ -499,9 +507,6 @@
             <w:shd w:val="clear" w:color="auto" w:fill="D6E4F0"/>
           </w:tcPr>
           <w:p>
-            <w:pPr>
-              <w:spacing w:after="0"/>
-            </w:pPr>
             <w:r>
               <w:rPr>
                 <w:rFonts w:ascii="Arial" w:eastAsia="Arial" w:hAnsi="Arial" w:cs="Arial"/>
@@ -532,7 +537,6 @@
           </w:tcPr>
           <w:p>
             <w:pPr>
-              <w:spacing w:after="0"/>
               <w:ind w:left="2"/>
             </w:pPr>
             <w:r>
@@ -569,9 +573,6 @@
             <w:vAlign w:val="center"/>
           </w:tcPr>
           <w:p>
-            <w:pPr>
-              <w:spacing w:after="0"/>
-            </w:pPr>
             <w:r>
               <w:rPr>
                 <w:rFonts w:ascii="Arial" w:eastAsia="Arial" w:hAnsi="Arial" w:cs="Arial"/>
@@ -604,7 +605,6 @@
           </w:tcPr>
           <w:p>
             <w:pPr>
-              <w:spacing w:after="0"/>
               <w:ind w:left="1"/>
             </w:pPr>
             <w:r>
@@ -640,9 +640,6 @@
             <w:shd w:val="clear" w:color="auto" w:fill="D6E4F0"/>
           </w:tcPr>
           <w:p>
-            <w:pPr>
-              <w:spacing w:after="0"/>
-            </w:pPr>
             <w:r>
               <w:rPr>
                 <w:rFonts w:ascii="Arial" w:eastAsia="Arial" w:hAnsi="Arial" w:cs="Arial"/>
@@ -673,7 +670,6 @@
           </w:tcPr>
           <w:p>
             <w:pPr>
-              <w:spacing w:after="0"/>
               <w:ind w:left="1"/>
             </w:pPr>
             <w:r>
@@ -704,9 +700,6 @@
             <w:shd w:val="clear" w:color="auto" w:fill="D6E4F0"/>
           </w:tcPr>
           <w:p>
-            <w:pPr>
-              <w:spacing w:after="0"/>
-            </w:pPr>
             <w:r>
               <w:rPr>
                 <w:rFonts w:ascii="Arial" w:eastAsia="Arial" w:hAnsi="Arial" w:cs="Arial"/>
@@ -737,7 +730,6 @@
           </w:tcPr>
           <w:p>
             <w:pPr>
-              <w:spacing w:after="0"/>
               <w:ind w:left="2"/>
             </w:pPr>
             <w:r>
@@ -773,9 +765,6 @@
             <w:shd w:val="clear" w:color="auto" w:fill="D6E4F0"/>
           </w:tcPr>
           <w:p>
-            <w:pPr>
-              <w:spacing w:after="0"/>
-            </w:pPr>
             <w:r>
               <w:rPr>
                 <w:rFonts w:ascii="Arial" w:eastAsia="Arial" w:hAnsi="Arial" w:cs="Arial"/>
@@ -806,7 +795,6 @@
           </w:tcPr>
           <w:p>
             <w:pPr>
-              <w:spacing w:after="0"/>
               <w:ind w:left="1"/>
             </w:pPr>
             <w:r>
@@ -837,9 +825,6 @@
             <w:shd w:val="clear" w:color="auto" w:fill="D6E4F0"/>
           </w:tcPr>
           <w:p>
-            <w:pPr>
-              <w:spacing w:after="0"/>
-            </w:pPr>
             <w:r>
               <w:rPr>
                 <w:rFonts w:ascii="Arial" w:eastAsia="Arial" w:hAnsi="Arial" w:cs="Arial"/>
@@ -870,7 +855,6 @@
           </w:tcPr>
           <w:p>
             <w:pPr>
-              <w:spacing w:after="0"/>
               <w:ind w:left="2"/>
             </w:pPr>
             <w:r>
@@ -986,7 +970,6 @@
                 <w:ilvl w:val="0"/>
                 <w:numId w:val="1"/>
               </w:numPr>
-              <w:spacing w:after="0"/>
               <w:ind w:hanging="360"/>
             </w:pPr>
             <w:r>
@@ -1123,7 +1106,6 @@
         <w:tblCellMar>
           <w:top w:w="94" w:type="dxa"/>
           <w:left w:w="119" w:type="dxa"/>
-          <w:bottom w:w="0" w:type="dxa"/>
           <w:right w:w="115" w:type="dxa"/>
         </w:tblCellMar>
         <w:tblLook w:val="04A0" w:firstRow="1" w:lastRow="0" w:firstColumn="1" w:lastColumn="0" w:noHBand="0" w:noVBand="1"/>
@@ -1150,7 +1132,6 @@
           </w:tcPr>
           <w:p>
             <w:pPr>
-              <w:spacing w:after="0"/>
               <w:ind w:right="9"/>
               <w:jc w:val="center"/>
             </w:pPr>
@@ -1185,7 +1166,6 @@
           </w:tcPr>
           <w:p>
             <w:pPr>
-              <w:spacing w:after="0"/>
               <w:ind w:right="7"/>
               <w:jc w:val="center"/>
             </w:pPr>
@@ -1220,7 +1200,6 @@
           </w:tcPr>
           <w:p>
             <w:pPr>
-              <w:spacing w:after="0"/>
               <w:ind w:left="54"/>
             </w:pPr>
             <w:r>
@@ -1259,9 +1238,6 @@
             <w:vAlign w:val="center"/>
           </w:tcPr>
           <w:p>
-            <w:pPr>
-              <w:spacing w:after="0"/>
-            </w:pPr>
             <w:r>
               <w:rPr>
                 <w:rFonts w:ascii="Times New Roman" w:eastAsia="Times New Roman" w:hAnsi="Times New Roman" w:cs="Times New Roman"/>
@@ -1290,7 +1266,6 @@
           </w:tcPr>
           <w:p>
             <w:pPr>
-              <w:spacing w:after="0"/>
               <w:ind w:left="1"/>
             </w:pPr>
             <w:r>
@@ -1322,7 +1297,6 @@
           </w:tcPr>
           <w:p>
             <w:pPr>
-              <w:spacing w:after="0"/>
               <w:ind w:right="5"/>
               <w:jc w:val="center"/>
             </w:pPr>
@@ -1844,7 +1818,6 @@
         <w:tblCellMar>
           <w:top w:w="54" w:type="dxa"/>
           <w:left w:w="58" w:type="dxa"/>
-          <w:bottom w:w="0" w:type="dxa"/>
           <w:right w:w="17" w:type="dxa"/>
         </w:tblCellMar>
         <w:tblLook w:val="04A0" w:firstRow="1" w:lastRow="0" w:firstColumn="1" w:lastColumn="0" w:noHBand="0" w:noVBand="1"/>
@@ -1887,7 +1860,6 @@
           </w:tcPr>
           <w:p>
             <w:pPr>
-              <w:spacing w:after="0"/>
               <w:ind w:left="1921"/>
             </w:pPr>
             <w:r>
@@ -1949,7 +1921,6 @@
           </w:tcPr>
           <w:p>
             <w:pPr>
-              <w:spacing w:after="0"/>
               <w:ind w:right="40"/>
               <w:jc w:val="center"/>
             </w:pPr>
@@ -1981,7 +1952,6 @@
           </w:tcPr>
           <w:p>
             <w:pPr>
-              <w:spacing w:after="0"/>
               <w:jc w:val="both"/>
             </w:pPr>
             <w:r>
@@ -2012,7 +1982,6 @@
           </w:tcPr>
           <w:p>
             <w:pPr>
-              <w:spacing w:after="0"/>
               <w:ind w:right="40"/>
               <w:jc w:val="center"/>
             </w:pPr>
@@ -2026,7 +1995,6 @@
           </w:p>
           <w:p>
             <w:pPr>
-              <w:spacing w:after="0"/>
               <w:ind w:right="36"/>
               <w:jc w:val="center"/>
             </w:pPr>
@@ -2058,7 +2026,6 @@
           </w:tcPr>
           <w:p>
             <w:pPr>
-              <w:spacing w:after="0"/>
               <w:ind w:right="43"/>
               <w:jc w:val="center"/>
             </w:pPr>
@@ -2072,7 +2039,6 @@
           </w:p>
           <w:p>
             <w:pPr>
-              <w:spacing w:after="0"/>
               <w:ind w:right="40"/>
               <w:jc w:val="center"/>
             </w:pPr>
@@ -2104,7 +2070,6 @@
           </w:tcPr>
           <w:p>
             <w:pPr>
-              <w:spacing w:after="0"/>
               <w:ind w:right="39"/>
               <w:jc w:val="center"/>
             </w:pPr>
@@ -2118,7 +2083,6 @@
           </w:p>
           <w:p>
             <w:pPr>
-              <w:spacing w:after="0"/>
               <w:ind w:right="37"/>
               <w:jc w:val="center"/>
             </w:pPr>
@@ -2150,7 +2114,6 @@
           </w:tcPr>
           <w:p>
             <w:pPr>
-              <w:spacing w:after="0"/>
               <w:ind w:right="39"/>
               <w:jc w:val="center"/>
             </w:pPr>
@@ -2164,7 +2127,6 @@
           </w:p>
           <w:p>
             <w:pPr>
-              <w:spacing w:after="0"/>
               <w:ind w:right="40"/>
               <w:jc w:val="center"/>
             </w:pPr>
@@ -2201,21 +2163,45 @@
           </w:tcPr>
           <w:p>
             <w:pPr>
-              <w:spacing w:after="0" w:line="240" w:lineRule="auto"/>
+              <w:spacing w:line="240" w:lineRule="auto"/>
               <w:ind w:right="32"/>
               <w:jc w:val="center"/>
             </w:pPr>
-            <w:r>
-              <w:rPr>
-                <w:rFonts w:ascii="Times New Roman" w:eastAsia="Times New Roman" w:hAnsi="Times New Roman" w:cs="Times New Roman"/>
-                <w:sz w:val="20"/>
-              </w:rPr>
-              <w:t xml:space="preserve">Understa nding of </w:t>
-            </w:r>
-          </w:p>
-          <w:p>
-            <w:pPr>
-              <w:spacing w:after="0"/>
+            <w:proofErr w:type="spellStart"/>
+            <w:r>
+              <w:rPr>
+                <w:rFonts w:ascii="Times New Roman" w:eastAsia="Times New Roman" w:hAnsi="Times New Roman" w:cs="Times New Roman"/>
+                <w:sz w:val="20"/>
+              </w:rPr>
+              <w:t>Understa</w:t>
+            </w:r>
+            <w:proofErr w:type="spellEnd"/>
+            <w:r>
+              <w:rPr>
+                <w:rFonts w:ascii="Times New Roman" w:eastAsia="Times New Roman" w:hAnsi="Times New Roman" w:cs="Times New Roman"/>
+                <w:sz w:val="20"/>
+              </w:rPr>
+              <w:t xml:space="preserve"> </w:t>
+            </w:r>
+            <w:proofErr w:type="spellStart"/>
+            <w:r>
+              <w:rPr>
+                <w:rFonts w:ascii="Times New Roman" w:eastAsia="Times New Roman" w:hAnsi="Times New Roman" w:cs="Times New Roman"/>
+                <w:sz w:val="20"/>
+              </w:rPr>
+              <w:t>nding</w:t>
+            </w:r>
+            <w:proofErr w:type="spellEnd"/>
+            <w:r>
+              <w:rPr>
+                <w:rFonts w:ascii="Times New Roman" w:eastAsia="Times New Roman" w:hAnsi="Times New Roman" w:cs="Times New Roman"/>
+                <w:sz w:val="20"/>
+              </w:rPr>
+              <w:t xml:space="preserve"> of </w:t>
+            </w:r>
+          </w:p>
+          <w:p>
+            <w:pPr>
               <w:ind w:right="41"/>
               <w:jc w:val="center"/>
             </w:pPr>
@@ -2241,7 +2227,6 @@
           </w:tcPr>
           <w:p>
             <w:pPr>
-              <w:spacing w:after="0"/>
               <w:ind w:right="43"/>
               <w:jc w:val="center"/>
             </w:pPr>
@@ -2266,7 +2251,7 @@
           </w:tcPr>
           <w:p>
             <w:pPr>
-              <w:spacing w:after="0" w:line="240" w:lineRule="auto"/>
+              <w:spacing w:line="240" w:lineRule="auto"/>
               <w:jc w:val="center"/>
             </w:pPr>
             <w:r>
@@ -2279,7 +2264,6 @@
           </w:p>
           <w:p>
             <w:pPr>
-              <w:spacing w:after="0"/>
               <w:jc w:val="center"/>
             </w:pPr>
             <w:r>
@@ -2303,7 +2287,7 @@
           </w:tcPr>
           <w:p>
             <w:pPr>
-              <w:spacing w:after="0" w:line="240" w:lineRule="auto"/>
+              <w:spacing w:line="240" w:lineRule="auto"/>
               <w:ind w:left="49" w:right="42" w:firstLine="18"/>
               <w:jc w:val="center"/>
             </w:pPr>
@@ -2317,7 +2301,6 @@
           </w:p>
           <w:p>
             <w:pPr>
-              <w:spacing w:after="0"/>
               <w:ind w:left="55" w:right="51"/>
               <w:jc w:val="center"/>
             </w:pPr>
@@ -2342,7 +2325,7 @@
           </w:tcPr>
           <w:p>
             <w:pPr>
-              <w:spacing w:after="0" w:line="240" w:lineRule="auto"/>
+              <w:spacing w:line="240" w:lineRule="auto"/>
               <w:ind w:left="77" w:right="66"/>
               <w:jc w:val="center"/>
             </w:pPr>
@@ -2356,7 +2339,6 @@
           </w:p>
           <w:p>
             <w:pPr>
-              <w:spacing w:after="0"/>
               <w:jc w:val="center"/>
             </w:pPr>
             <w:r>
@@ -2380,7 +2362,7 @@
           </w:tcPr>
           <w:p>
             <w:pPr>
-              <w:spacing w:after="0" w:line="240" w:lineRule="auto"/>
+              <w:spacing w:line="240" w:lineRule="auto"/>
               <w:ind w:left="15" w:right="5"/>
               <w:jc w:val="center"/>
             </w:pPr>
@@ -2394,7 +2376,6 @@
           </w:p>
           <w:p>
             <w:pPr>
-              <w:spacing w:after="0"/>
               <w:ind w:left="77" w:right="61" w:hanging="7"/>
               <w:jc w:val="center"/>
             </w:pPr>
@@ -2425,21 +2406,45 @@
           </w:tcPr>
           <w:p>
             <w:pPr>
-              <w:spacing w:after="0" w:line="240" w:lineRule="auto"/>
+              <w:spacing w:line="240" w:lineRule="auto"/>
               <w:ind w:left="39" w:right="80"/>
               <w:jc w:val="center"/>
             </w:pPr>
-            <w:r>
-              <w:rPr>
-                <w:rFonts w:ascii="Times New Roman" w:eastAsia="Times New Roman" w:hAnsi="Times New Roman" w:cs="Times New Roman"/>
-                <w:sz w:val="20"/>
-              </w:rPr>
-              <w:t xml:space="preserve">Experime ntal </w:t>
-            </w:r>
-          </w:p>
-          <w:p>
-            <w:pPr>
-              <w:spacing w:after="0"/>
+            <w:proofErr w:type="spellStart"/>
+            <w:r>
+              <w:rPr>
+                <w:rFonts w:ascii="Times New Roman" w:eastAsia="Times New Roman" w:hAnsi="Times New Roman" w:cs="Times New Roman"/>
+                <w:sz w:val="20"/>
+              </w:rPr>
+              <w:t>Experime</w:t>
+            </w:r>
+            <w:proofErr w:type="spellEnd"/>
+            <w:r>
+              <w:rPr>
+                <w:rFonts w:ascii="Times New Roman" w:eastAsia="Times New Roman" w:hAnsi="Times New Roman" w:cs="Times New Roman"/>
+                <w:sz w:val="20"/>
+              </w:rPr>
+              <w:t xml:space="preserve"> </w:t>
+            </w:r>
+            <w:proofErr w:type="spellStart"/>
+            <w:r>
+              <w:rPr>
+                <w:rFonts w:ascii="Times New Roman" w:eastAsia="Times New Roman" w:hAnsi="Times New Roman" w:cs="Times New Roman"/>
+                <w:sz w:val="20"/>
+              </w:rPr>
+              <w:t>ntal</w:t>
+            </w:r>
+            <w:proofErr w:type="spellEnd"/>
+            <w:r>
+              <w:rPr>
+                <w:rFonts w:ascii="Times New Roman" w:eastAsia="Times New Roman" w:hAnsi="Times New Roman" w:cs="Times New Roman"/>
+                <w:sz w:val="20"/>
+              </w:rPr>
+              <w:t xml:space="preserve"> </w:t>
+            </w:r>
+          </w:p>
+          <w:p>
+            <w:pPr>
               <w:ind w:right="43"/>
               <w:jc w:val="center"/>
             </w:pPr>
@@ -2465,7 +2470,6 @@
           </w:tcPr>
           <w:p>
             <w:pPr>
-              <w:spacing w:after="0"/>
               <w:ind w:right="43"/>
               <w:jc w:val="center"/>
             </w:pPr>
@@ -2490,7 +2494,7 @@
           </w:tcPr>
           <w:p>
             <w:pPr>
-              <w:spacing w:after="0" w:line="240" w:lineRule="auto"/>
+              <w:spacing w:line="240" w:lineRule="auto"/>
               <w:ind w:left="158" w:right="147"/>
               <w:jc w:val="center"/>
             </w:pPr>
@@ -2504,7 +2508,6 @@
           </w:p>
           <w:p>
             <w:pPr>
-              <w:spacing w:after="0"/>
               <w:ind w:left="11" w:right="2"/>
               <w:jc w:val="center"/>
             </w:pPr>
@@ -2529,7 +2532,7 @@
           </w:tcPr>
           <w:p>
             <w:pPr>
-              <w:spacing w:after="0" w:line="240" w:lineRule="auto"/>
+              <w:spacing w:line="240" w:lineRule="auto"/>
               <w:jc w:val="center"/>
             </w:pPr>
             <w:r>
@@ -2537,12 +2540,20 @@
                 <w:rFonts w:ascii="Times New Roman" w:eastAsia="Times New Roman" w:hAnsi="Times New Roman" w:cs="Times New Roman"/>
                 <w:sz w:val="20"/>
               </w:rPr>
-              <w:t>Correct implementatio</w:t>
-            </w:r>
-          </w:p>
-          <w:p>
-            <w:pPr>
-              <w:spacing w:after="0"/>
+              <w:t xml:space="preserve">Correct </w:t>
+            </w:r>
+            <w:proofErr w:type="spellStart"/>
+            <w:r>
+              <w:rPr>
+                <w:rFonts w:ascii="Times New Roman" w:eastAsia="Times New Roman" w:hAnsi="Times New Roman" w:cs="Times New Roman"/>
+                <w:sz w:val="20"/>
+              </w:rPr>
+              <w:t>implementatio</w:t>
+            </w:r>
+            <w:proofErr w:type="spellEnd"/>
+          </w:p>
+          <w:p>
+            <w:pPr>
               <w:ind w:left="38" w:right="31"/>
               <w:jc w:val="center"/>
             </w:pPr>
@@ -2567,7 +2578,6 @@
           </w:tcPr>
           <w:p>
             <w:pPr>
-              <w:spacing w:after="0"/>
               <w:ind w:left="87" w:right="77" w:firstLine="83"/>
               <w:jc w:val="center"/>
             </w:pPr>
@@ -2592,7 +2602,7 @@
           </w:tcPr>
           <w:p>
             <w:pPr>
-              <w:spacing w:after="0" w:line="240" w:lineRule="auto"/>
+              <w:spacing w:line="240" w:lineRule="auto"/>
               <w:jc w:val="center"/>
             </w:pPr>
             <w:r>
@@ -2605,10 +2615,10 @@
           </w:p>
           <w:p>
             <w:pPr>
-              <w:spacing w:after="0"/>
               <w:ind w:right="41"/>
               <w:jc w:val="center"/>
             </w:pPr>
+            <w:proofErr w:type="spellStart"/>
             <w:r>
               <w:rPr>
                 <w:rFonts w:ascii="Times New Roman" w:eastAsia="Times New Roman" w:hAnsi="Times New Roman" w:cs="Times New Roman"/>
@@ -2616,10 +2626,10 @@
               </w:rPr>
               <w:t>implementatio</w:t>
             </w:r>
-          </w:p>
-          <w:p>
-            <w:pPr>
-              <w:spacing w:after="0"/>
+            <w:proofErr w:type="spellEnd"/>
+          </w:p>
+          <w:p>
+            <w:pPr>
               <w:ind w:right="41"/>
               <w:jc w:val="center"/>
             </w:pPr>
@@ -2650,7 +2660,6 @@
           </w:tcPr>
           <w:p>
             <w:pPr>
-              <w:spacing w:after="0"/>
               <w:ind w:left="86" w:right="78"/>
               <w:jc w:val="center"/>
             </w:pPr>
@@ -2676,7 +2685,6 @@
           </w:tcPr>
           <w:p>
             <w:pPr>
-              <w:spacing w:after="0"/>
               <w:ind w:right="43"/>
               <w:jc w:val="center"/>
             </w:pPr>
@@ -2701,7 +2709,7 @@
           </w:tcPr>
           <w:p>
             <w:pPr>
-              <w:spacing w:after="0" w:line="240" w:lineRule="auto"/>
+              <w:spacing w:line="240" w:lineRule="auto"/>
               <w:ind w:left="76" w:right="67"/>
               <w:jc w:val="center"/>
             </w:pPr>
@@ -2715,7 +2723,6 @@
           </w:p>
           <w:p>
             <w:pPr>
-              <w:spacing w:after="0"/>
               <w:jc w:val="center"/>
             </w:pPr>
             <w:r>
@@ -2739,7 +2746,7 @@
           </w:tcPr>
           <w:p>
             <w:pPr>
-              <w:spacing w:after="0" w:line="240" w:lineRule="auto"/>
+              <w:spacing w:line="240" w:lineRule="auto"/>
               <w:ind w:left="177" w:right="170"/>
               <w:jc w:val="center"/>
             </w:pPr>
@@ -2753,7 +2760,6 @@
           </w:p>
           <w:p>
             <w:pPr>
-              <w:spacing w:after="0"/>
               <w:jc w:val="center"/>
             </w:pPr>
             <w:r>
@@ -2777,7 +2783,6 @@
           </w:tcPr>
           <w:p>
             <w:pPr>
-              <w:spacing w:after="0"/>
               <w:ind w:left="173" w:right="164"/>
               <w:jc w:val="center"/>
             </w:pPr>
@@ -2802,7 +2807,6 @@
           </w:tcPr>
           <w:p>
             <w:pPr>
-              <w:spacing w:after="0"/>
               <w:ind w:left="195" w:right="186"/>
               <w:jc w:val="center"/>
             </w:pPr>
@@ -2833,7 +2837,7 @@
           </w:tcPr>
           <w:p>
             <w:pPr>
-              <w:spacing w:after="0" w:line="240" w:lineRule="auto"/>
+              <w:spacing w:line="240" w:lineRule="auto"/>
               <w:ind w:left="144" w:right="138"/>
               <w:jc w:val="center"/>
             </w:pPr>
@@ -2847,7 +2851,6 @@
           </w:p>
           <w:p>
             <w:pPr>
-              <w:spacing w:after="0"/>
               <w:ind w:right="45"/>
               <w:jc w:val="center"/>
             </w:pPr>
@@ -2873,7 +2876,6 @@
           </w:tcPr>
           <w:p>
             <w:pPr>
-              <w:spacing w:after="0"/>
               <w:ind w:right="43"/>
               <w:jc w:val="center"/>
             </w:pPr>
@@ -2898,7 +2900,6 @@
           </w:tcPr>
           <w:p>
             <w:pPr>
-              <w:spacing w:after="0"/>
               <w:ind w:left="105" w:right="98"/>
               <w:jc w:val="center"/>
             </w:pPr>
@@ -2923,7 +2924,7 @@
           </w:tcPr>
           <w:p>
             <w:pPr>
-              <w:spacing w:after="0" w:line="240" w:lineRule="auto"/>
+              <w:spacing w:line="240" w:lineRule="auto"/>
               <w:ind w:left="46" w:right="39"/>
               <w:jc w:val="center"/>
             </w:pPr>
@@ -2937,7 +2938,6 @@
           </w:p>
           <w:p>
             <w:pPr>
-              <w:spacing w:after="0"/>
               <w:jc w:val="center"/>
             </w:pPr>
             <w:r>
@@ -2961,7 +2961,6 @@
           </w:tcPr>
           <w:p>
             <w:pPr>
-              <w:spacing w:after="0"/>
               <w:ind w:left="147" w:right="139"/>
               <w:jc w:val="center"/>
             </w:pPr>
@@ -2986,7 +2985,6 @@
           </w:tcPr>
           <w:p>
             <w:pPr>
-              <w:spacing w:after="0"/>
               <w:jc w:val="center"/>
             </w:pPr>
             <w:r>
@@ -3016,16 +3014,40 @@
           </w:tcPr>
           <w:p>
             <w:pPr>
-              <w:spacing w:after="0"/>
               <w:ind w:right="3"/>
               <w:jc w:val="center"/>
             </w:pPr>
-            <w:r>
-              <w:rPr>
-                <w:rFonts w:ascii="Times New Roman" w:eastAsia="Times New Roman" w:hAnsi="Times New Roman" w:cs="Times New Roman"/>
-                <w:sz w:val="20"/>
-              </w:rPr>
-              <w:t xml:space="preserve">Documen tation </w:t>
+            <w:proofErr w:type="spellStart"/>
+            <w:r>
+              <w:rPr>
+                <w:rFonts w:ascii="Times New Roman" w:eastAsia="Times New Roman" w:hAnsi="Times New Roman" w:cs="Times New Roman"/>
+                <w:sz w:val="20"/>
+              </w:rPr>
+              <w:t>Documen</w:t>
+            </w:r>
+            <w:proofErr w:type="spellEnd"/>
+            <w:r>
+              <w:rPr>
+                <w:rFonts w:ascii="Times New Roman" w:eastAsia="Times New Roman" w:hAnsi="Times New Roman" w:cs="Times New Roman"/>
+                <w:sz w:val="20"/>
+              </w:rPr>
+              <w:t xml:space="preserve"> </w:t>
+            </w:r>
+            <w:proofErr w:type="spellStart"/>
+            <w:r>
+              <w:rPr>
+                <w:rFonts w:ascii="Times New Roman" w:eastAsia="Times New Roman" w:hAnsi="Times New Roman" w:cs="Times New Roman"/>
+                <w:sz w:val="20"/>
+              </w:rPr>
+              <w:t>tation</w:t>
+            </w:r>
+            <w:proofErr w:type="spellEnd"/>
+            <w:r>
+              <w:rPr>
+                <w:rFonts w:ascii="Times New Roman" w:eastAsia="Times New Roman" w:hAnsi="Times New Roman" w:cs="Times New Roman"/>
+                <w:sz w:val="20"/>
+              </w:rPr>
+              <w:t xml:space="preserve"> </w:t>
             </w:r>
           </w:p>
         </w:tc>
@@ -3042,7 +3064,6 @@
           </w:tcPr>
           <w:p>
             <w:pPr>
-              <w:spacing w:after="0"/>
               <w:ind w:right="43"/>
               <w:jc w:val="center"/>
             </w:pPr>
@@ -3081,7 +3102,6 @@
           </w:p>
           <w:p>
             <w:pPr>
-              <w:spacing w:after="0"/>
               <w:ind w:right="42"/>
               <w:jc w:val="center"/>
             </w:pPr>
@@ -3106,7 +3126,6 @@
           </w:tcPr>
           <w:p>
             <w:pPr>
-              <w:spacing w:after="0"/>
               <w:ind w:left="149" w:firstLine="178"/>
             </w:pPr>
             <w:r>
@@ -3130,7 +3149,7 @@
           </w:tcPr>
           <w:p>
             <w:pPr>
-              <w:spacing w:after="0" w:line="240" w:lineRule="auto"/>
+              <w:spacing w:line="240" w:lineRule="auto"/>
               <w:ind w:left="252" w:firstLine="374"/>
             </w:pPr>
             <w:r>
@@ -3143,7 +3162,6 @@
           </w:p>
           <w:p>
             <w:pPr>
-              <w:spacing w:after="0"/>
               <w:ind w:left="586" w:hanging="252"/>
             </w:pPr>
             <w:r>
@@ -3167,7 +3185,7 @@
           </w:tcPr>
           <w:p>
             <w:pPr>
-              <w:spacing w:after="0" w:line="240" w:lineRule="auto"/>
+              <w:spacing w:line="240" w:lineRule="auto"/>
               <w:ind w:left="26" w:right="19"/>
               <w:jc w:val="center"/>
             </w:pPr>
@@ -3181,10 +3199,10 @@
           </w:p>
           <w:p>
             <w:pPr>
-              <w:spacing w:after="0"/>
               <w:ind w:right="41"/>
               <w:jc w:val="center"/>
             </w:pPr>
+            <w:proofErr w:type="spellStart"/>
             <w:r>
               <w:rPr>
                 <w:rFonts w:ascii="Times New Roman" w:eastAsia="Times New Roman" w:hAnsi="Times New Roman" w:cs="Times New Roman"/>
@@ -3192,10 +3210,10 @@
               </w:rPr>
               <w:t>documentatio</w:t>
             </w:r>
-          </w:p>
-          <w:p>
-            <w:pPr>
-              <w:spacing w:after="0"/>
+            <w:proofErr w:type="spellEnd"/>
+          </w:p>
+          <w:p>
+            <w:pPr>
               <w:ind w:right="41"/>
               <w:jc w:val="center"/>
             </w:pPr>
@@ -3275,7 +3293,6 @@
           </w:tcPr>
           <w:p>
             <w:pPr>
-              <w:spacing w:after="0"/>
               <w:ind w:left="37"/>
               <w:jc w:val="center"/>
             </w:pPr>
@@ -3311,7 +3328,6 @@
           </w:tcPr>
           <w:p>
             <w:pPr>
-              <w:spacing w:after="0"/>
               <w:ind w:left="37"/>
               <w:jc w:val="center"/>
             </w:pPr>
@@ -3346,7 +3362,6 @@
           </w:tcPr>
           <w:p>
             <w:pPr>
-              <w:spacing w:after="0"/>
               <w:ind w:left="37"/>
               <w:jc w:val="center"/>
             </w:pPr>
@@ -3362,7 +3377,6 @@
           </w:p>
           <w:p>
             <w:pPr>
-              <w:spacing w:after="0"/>
               <w:ind w:left="36"/>
               <w:jc w:val="center"/>
             </w:pPr>
@@ -3397,7 +3411,6 @@
           </w:tcPr>
           <w:p>
             <w:pPr>
-              <w:spacing w:after="0"/>
               <w:ind w:left="39"/>
               <w:jc w:val="center"/>
             </w:pPr>
@@ -3413,7 +3426,6 @@
           </w:p>
           <w:p>
             <w:pPr>
-              <w:spacing w:after="0"/>
               <w:ind w:left="35"/>
               <w:jc w:val="center"/>
             </w:pPr>
@@ -3448,7 +3460,6 @@
           </w:tcPr>
           <w:p>
             <w:pPr>
-              <w:spacing w:after="0"/>
               <w:ind w:left="39"/>
               <w:jc w:val="center"/>
             </w:pPr>
@@ -3464,7 +3475,6 @@
           </w:p>
           <w:p>
             <w:pPr>
-              <w:spacing w:after="0"/>
               <w:ind w:left="39"/>
               <w:jc w:val="center"/>
             </w:pPr>
@@ -3499,7 +3509,6 @@
           </w:tcPr>
           <w:p>
             <w:pPr>
-              <w:spacing w:after="0"/>
               <w:ind w:left="38"/>
               <w:jc w:val="center"/>
             </w:pPr>
@@ -3515,7 +3524,6 @@
           </w:p>
           <w:p>
             <w:pPr>
-              <w:spacing w:after="0"/>
               <w:ind w:left="39"/>
               <w:jc w:val="center"/>
             </w:pPr>
@@ -3555,9 +3563,6 @@
             <w:vAlign w:val="center"/>
           </w:tcPr>
           <w:p>
-            <w:pPr>
-              <w:spacing w:after="0"/>
-            </w:pPr>
             <w:r>
               <w:rPr>
                 <w:rFonts w:ascii="Times New Roman" w:eastAsia="Times New Roman" w:hAnsi="Times New Roman" w:cs="Times New Roman"/>
@@ -3588,7 +3593,6 @@
           </w:tcPr>
           <w:p>
             <w:pPr>
-              <w:spacing w:after="0"/>
               <w:ind w:left="40"/>
               <w:jc w:val="center"/>
             </w:pPr>
@@ -3622,7 +3626,6 @@
           </w:tcPr>
           <w:p>
             <w:pPr>
-              <w:spacing w:after="0"/>
               <w:ind w:left="1"/>
             </w:pPr>
             <w:r>
@@ -3648,7 +3651,6 @@
           </w:tcPr>
           <w:p>
             <w:pPr>
-              <w:spacing w:after="0"/>
               <w:ind w:left="1"/>
             </w:pPr>
             <w:r>
@@ -3674,7 +3676,6 @@
           </w:tcPr>
           <w:p>
             <w:pPr>
-              <w:spacing w:after="0"/>
               <w:ind w:left="1"/>
             </w:pPr>
             <w:r>
@@ -3700,7 +3701,6 @@
           </w:tcPr>
           <w:p>
             <w:pPr>
-              <w:spacing w:after="0"/>
               <w:ind w:left="1"/>
             </w:pPr>
             <w:r>
@@ -3730,9 +3730,6 @@
             <w:vAlign w:val="bottom"/>
           </w:tcPr>
           <w:p>
-            <w:pPr>
-              <w:spacing w:after="0"/>
-            </w:pPr>
             <w:r>
               <w:rPr>
                 <w:rFonts w:ascii="Times New Roman" w:eastAsia="Times New Roman" w:hAnsi="Times New Roman" w:cs="Times New Roman"/>
@@ -3763,7 +3760,6 @@
           </w:tcPr>
           <w:p>
             <w:pPr>
-              <w:spacing w:after="0"/>
               <w:ind w:left="40"/>
               <w:jc w:val="center"/>
             </w:pPr>
@@ -3796,7 +3792,6 @@
           </w:tcPr>
           <w:p>
             <w:pPr>
-              <w:spacing w:after="0"/>
               <w:ind w:left="1"/>
             </w:pPr>
             <w:r>
@@ -3821,7 +3816,6 @@
           </w:tcPr>
           <w:p>
             <w:pPr>
-              <w:spacing w:after="0"/>
               <w:ind w:left="1"/>
             </w:pPr>
             <w:r>
@@ -3846,7 +3840,6 @@
           </w:tcPr>
           <w:p>
             <w:pPr>
-              <w:spacing w:after="0"/>
               <w:ind w:left="1"/>
             </w:pPr>
             <w:r>
@@ -3871,7 +3864,6 @@
           </w:tcPr>
           <w:p>
             <w:pPr>
-              <w:spacing w:after="0"/>
               <w:ind w:left="1"/>
             </w:pPr>
             <w:r>
@@ -3901,9 +3893,6 @@
             <w:vAlign w:val="bottom"/>
           </w:tcPr>
           <w:p>
-            <w:pPr>
-              <w:spacing w:after="0"/>
-            </w:pPr>
             <w:r>
               <w:rPr>
                 <w:rFonts w:ascii="Times New Roman" w:eastAsia="Times New Roman" w:hAnsi="Times New Roman" w:cs="Times New Roman"/>
@@ -3934,7 +3923,6 @@
           </w:tcPr>
           <w:p>
             <w:pPr>
-              <w:spacing w:after="0"/>
               <w:ind w:left="40"/>
               <w:jc w:val="center"/>
             </w:pPr>
@@ -3967,7 +3955,6 @@
           </w:tcPr>
           <w:p>
             <w:pPr>
-              <w:spacing w:after="0"/>
               <w:ind w:left="1"/>
             </w:pPr>
             <w:r>
@@ -3992,7 +3979,6 @@
           </w:tcPr>
           <w:p>
             <w:pPr>
-              <w:spacing w:after="0"/>
               <w:ind w:left="1"/>
             </w:pPr>
             <w:r>
@@ -4017,7 +4003,6 @@
           </w:tcPr>
           <w:p>
             <w:pPr>
-              <w:spacing w:after="0"/>
               <w:ind w:left="1"/>
             </w:pPr>
             <w:r>
@@ -4042,7 +4027,6 @@
           </w:tcPr>
           <w:p>
             <w:pPr>
-              <w:spacing w:after="0"/>
               <w:ind w:left="1"/>
             </w:pPr>
             <w:r>
@@ -4071,9 +4055,6 @@
             <w:shd w:val="clear" w:color="auto" w:fill="EBF3FB"/>
           </w:tcPr>
           <w:p>
-            <w:pPr>
-              <w:spacing w:after="0"/>
-            </w:pPr>
             <w:r>
               <w:rPr>
                 <w:rFonts w:ascii="Times New Roman" w:eastAsia="Times New Roman" w:hAnsi="Times New Roman" w:cs="Times New Roman"/>
@@ -4103,7 +4084,6 @@
           </w:tcPr>
           <w:p>
             <w:pPr>
-              <w:spacing w:after="0"/>
               <w:ind w:left="40"/>
               <w:jc w:val="center"/>
             </w:pPr>
@@ -4136,7 +4116,6 @@
           </w:tcPr>
           <w:p>
             <w:pPr>
-              <w:spacing w:after="0"/>
               <w:ind w:left="1"/>
             </w:pPr>
             <w:r>
@@ -4161,7 +4140,6 @@
           </w:tcPr>
           <w:p>
             <w:pPr>
-              <w:spacing w:after="0"/>
               <w:ind w:left="1"/>
             </w:pPr>
             <w:r>
@@ -4186,7 +4164,6 @@
           </w:tcPr>
           <w:p>
             <w:pPr>
-              <w:spacing w:after="0"/>
               <w:ind w:left="1"/>
             </w:pPr>
             <w:r>
@@ -4211,7 +4188,6 @@
           </w:tcPr>
           <w:p>
             <w:pPr>
-              <w:spacing w:after="0"/>
               <w:ind w:left="1"/>
             </w:pPr>
             <w:r>
@@ -4241,15 +4217,11 @@
             <w:vAlign w:val="bottom"/>
           </w:tcPr>
           <w:p>
-            <w:pPr>
-              <w:spacing w:after="0"/>
-            </w:pPr>
-            <w:r>
-              <w:rPr>
-                <w:rFonts w:ascii="Times New Roman" w:eastAsia="Times New Roman" w:hAnsi="Times New Roman" w:cs="Times New Roman"/>
-                <w:sz w:val="20"/>
-              </w:rPr>
-              <w:lastRenderedPageBreak/>
+            <w:r>
+              <w:rPr>
+                <w:rFonts w:ascii="Times New Roman" w:eastAsia="Times New Roman" w:hAnsi="Times New Roman" w:cs="Times New Roman"/>
+                <w:sz w:val="20"/>
+              </w:rPr>
               <w:t>Documentation</w:t>
             </w:r>
             <w:r>
@@ -4275,7 +4247,6 @@
           </w:tcPr>
           <w:p>
             <w:pPr>
-              <w:spacing w:after="0"/>
               <w:ind w:left="40"/>
               <w:jc w:val="center"/>
             </w:pPr>
@@ -4308,7 +4279,6 @@
           </w:tcPr>
           <w:p>
             <w:pPr>
-              <w:spacing w:after="0"/>
               <w:ind w:left="1"/>
             </w:pPr>
             <w:r>
@@ -4333,7 +4303,6 @@
           </w:tcPr>
           <w:p>
             <w:pPr>
-              <w:spacing w:after="0"/>
               <w:ind w:left="1"/>
             </w:pPr>
             <w:r>
@@ -4358,7 +4327,6 @@
           </w:tcPr>
           <w:p>
             <w:pPr>
-              <w:spacing w:after="0"/>
               <w:ind w:left="1"/>
             </w:pPr>
             <w:r>
@@ -4383,7 +4351,6 @@
           </w:tcPr>
           <w:p>
             <w:pPr>
-              <w:spacing w:after="0"/>
               <w:ind w:left="1"/>
             </w:pPr>
             <w:r>
@@ -4414,7 +4381,6 @@
           </w:tcPr>
           <w:p>
             <w:pPr>
-              <w:spacing w:after="0"/>
               <w:ind w:right="96"/>
               <w:jc w:val="right"/>
             </w:pPr>
@@ -4424,6 +4390,7 @@
                 <w:b/>
                 <w:sz w:val="24"/>
               </w:rPr>
+              <w:lastRenderedPageBreak/>
               <w:t>Total Marks (100):</w:t>
             </w:r>
             <w:r>
@@ -4462,7 +4429,6 @@
           </w:tcPr>
           <w:p>
             <w:pPr>
-              <w:spacing w:after="0"/>
               <w:ind w:left="1"/>
             </w:pPr>
             <w:r>
@@ -4535,7 +4501,6 @@
         <w:tblCellMar>
           <w:top w:w="86" w:type="dxa"/>
           <w:left w:w="119" w:type="dxa"/>
-          <w:bottom w:w="0" w:type="dxa"/>
           <w:right w:w="115" w:type="dxa"/>
         </w:tblCellMar>
         <w:tblLook w:val="04A0" w:firstRow="1" w:lastRow="0" w:firstColumn="1" w:lastColumn="0" w:noHBand="0" w:noVBand="1"/>
@@ -4562,7 +4527,6 @@
           </w:tcPr>
           <w:p>
             <w:pPr>
-              <w:spacing w:after="0"/>
               <w:ind w:right="6"/>
               <w:jc w:val="center"/>
             </w:pPr>
@@ -4597,7 +4561,6 @@
           </w:tcPr>
           <w:p>
             <w:pPr>
-              <w:spacing w:after="0"/>
               <w:ind w:right="2"/>
               <w:jc w:val="center"/>
             </w:pPr>
@@ -4632,7 +4595,6 @@
           </w:tcPr>
           <w:p>
             <w:pPr>
-              <w:spacing w:after="0"/>
               <w:ind w:right="4"/>
               <w:jc w:val="center"/>
             </w:pPr>
@@ -4671,9 +4633,6 @@
             <w:vAlign w:val="center"/>
           </w:tcPr>
           <w:p>
-            <w:pPr>
-              <w:spacing w:after="0"/>
-            </w:pPr>
             <w:r>
               <w:rPr>
                 <w:rFonts w:ascii="Arial" w:eastAsia="Arial" w:hAnsi="Arial" w:cs="Arial"/>
@@ -4696,7 +4655,6 @@
           </w:tcPr>
           <w:p>
             <w:pPr>
-              <w:spacing w:after="0"/>
               <w:ind w:left="1"/>
             </w:pPr>
             <w:r>
@@ -4721,7 +4679,6 @@
           </w:tcPr>
           <w:p>
             <w:pPr>
-              <w:spacing w:after="0"/>
               <w:ind w:left="1"/>
             </w:pPr>
             <w:r>
@@ -4749,9 +4706,6 @@
             </w:tcBorders>
           </w:tcPr>
           <w:p>
-            <w:pPr>
-              <w:spacing w:after="0"/>
-            </w:pPr>
             <w:r>
               <w:rPr>
                 <w:rFonts w:ascii="Arial" w:eastAsia="Arial" w:hAnsi="Arial" w:cs="Arial"/>
@@ -4780,7 +4734,6 @@
           </w:tcPr>
           <w:p>
             <w:pPr>
-              <w:spacing w:after="0"/>
               <w:ind w:left="1"/>
             </w:pPr>
             <w:r>
@@ -4811,7 +4764,6 @@
           </w:tcPr>
           <w:p>
             <w:pPr>
-              <w:spacing w:after="0"/>
               <w:ind w:left="1"/>
             </w:pPr>
             <w:r>
@@ -4846,9 +4798,6 @@
             </w:tcBorders>
           </w:tcPr>
           <w:p>
-            <w:pPr>
-              <w:spacing w:after="0"/>
-            </w:pPr>
             <w:r>
               <w:rPr>
                 <w:rFonts w:ascii="Arial" w:eastAsia="Arial" w:hAnsi="Arial" w:cs="Arial"/>
@@ -4870,7 +4819,6 @@
           </w:tcPr>
           <w:p>
             <w:pPr>
-              <w:spacing w:after="0"/>
               <w:ind w:left="1"/>
             </w:pPr>
             <w:r>
@@ -4894,7 +4842,6 @@
           </w:tcPr>
           <w:p>
             <w:pPr>
-              <w:spacing w:after="0"/>
               <w:ind w:left="1"/>
             </w:pPr>
             <w:r>
@@ -4923,19 +4870,35 @@
     <w:p>
       <w:pPr>
         <w:spacing w:after="0"/>
-      </w:pPr>
-      <w:r>
         <w:rPr>
           <w:rFonts w:ascii="Arial" w:eastAsia="Arial" w:hAnsi="Arial" w:cs="Arial"/>
           <w:b/>
           <w:sz w:val="24"/>
         </w:rPr>
-        <w:t xml:space="preserve"> </w:t>
-      </w:r>
+      </w:pPr>
       <w:r>
         <w:rPr>
           <w:rFonts w:ascii="Arial" w:eastAsia="Arial" w:hAnsi="Arial" w:cs="Arial"/>
           <w:b/>
+          <w:sz w:val="24"/>
+        </w:rPr>
+        <w:t xml:space="preserve"> </w:t>
+      </w:r>
+    </w:p>
+    <w:p>
+      <w:pPr>
+        <w:spacing w:after="0"/>
+        <w:rPr>
+          <w:rFonts w:ascii="Arial" w:eastAsia="Arial" w:hAnsi="Arial" w:cs="Arial"/>
+          <w:b/>
+          <w:sz w:val="24"/>
+        </w:rPr>
+      </w:pPr>
+      <w:r>
+        <w:rPr>
+          <w:rFonts w:ascii="Arial" w:eastAsia="Arial" w:hAnsi="Arial" w:cs="Arial"/>
+          <w:b/>
+          <w:noProof/>
           <w:sz w:val="24"/>
         </w:rPr>
         <w:drawing>
@@ -4975,6 +4938,1933 @@
         </w:drawing>
       </w:r>
     </w:p>
+    <w:p>
+      <w:pPr>
+        <w:rPr>
+          <w:rFonts w:ascii="Arial" w:eastAsia="Arial" w:hAnsi="Arial" w:cs="Arial"/>
+          <w:b/>
+          <w:sz w:val="24"/>
+        </w:rPr>
+      </w:pPr>
+    </w:p>
+    <w:p>
+      <w:pPr>
+        <w:tabs>
+          <w:tab w:val="left" w:pos="1932"/>
+        </w:tabs>
+        <w:rPr>
+          <w:b/>
+          <w:bCs/>
+        </w:rPr>
+      </w:pPr>
+    </w:p>
+    <w:p>
+      <w:pPr>
+        <w:tabs>
+          <w:tab w:val="left" w:pos="1932"/>
+        </w:tabs>
+        <w:rPr>
+          <w:b/>
+          <w:bCs/>
+        </w:rPr>
+      </w:pPr>
+    </w:p>
+    <w:p>
+      <w:pPr>
+        <w:tabs>
+          <w:tab w:val="left" w:pos="1932"/>
+        </w:tabs>
+        <w:rPr>
+          <w:b/>
+          <w:bCs/>
+        </w:rPr>
+      </w:pPr>
+    </w:p>
+    <w:p>
+      <w:pPr>
+        <w:tabs>
+          <w:tab w:val="left" w:pos="1932"/>
+        </w:tabs>
+        <w:rPr>
+          <w:b/>
+          <w:bCs/>
+        </w:rPr>
+      </w:pPr>
+    </w:p>
+    <w:p>
+      <w:pPr>
+        <w:tabs>
+          <w:tab w:val="left" w:pos="1932"/>
+        </w:tabs>
+        <w:rPr>
+          <w:b/>
+          <w:bCs/>
+        </w:rPr>
+      </w:pPr>
+    </w:p>
+    <w:p>
+      <w:pPr>
+        <w:tabs>
+          <w:tab w:val="left" w:pos="1932"/>
+        </w:tabs>
+        <w:rPr>
+          <w:b/>
+          <w:bCs/>
+        </w:rPr>
+      </w:pPr>
+    </w:p>
+    <w:p>
+      <w:pPr>
+        <w:tabs>
+          <w:tab w:val="left" w:pos="1932"/>
+        </w:tabs>
+        <w:rPr>
+          <w:b/>
+          <w:bCs/>
+        </w:rPr>
+      </w:pPr>
+    </w:p>
+    <w:p>
+      <w:pPr>
+        <w:tabs>
+          <w:tab w:val="left" w:pos="1932"/>
+        </w:tabs>
+        <w:rPr>
+          <w:b/>
+          <w:bCs/>
+        </w:rPr>
+      </w:pPr>
+    </w:p>
+    <w:p>
+      <w:pPr>
+        <w:tabs>
+          <w:tab w:val="left" w:pos="1932"/>
+        </w:tabs>
+        <w:rPr>
+          <w:b/>
+          <w:bCs/>
+        </w:rPr>
+      </w:pPr>
+    </w:p>
+    <w:p>
+      <w:pPr>
+        <w:tabs>
+          <w:tab w:val="left" w:pos="1932"/>
+        </w:tabs>
+        <w:rPr>
+          <w:b/>
+          <w:bCs/>
+        </w:rPr>
+      </w:pPr>
+    </w:p>
+    <w:p>
+      <w:pPr>
+        <w:tabs>
+          <w:tab w:val="left" w:pos="1932"/>
+        </w:tabs>
+        <w:rPr>
+          <w:b/>
+          <w:bCs/>
+        </w:rPr>
+      </w:pPr>
+    </w:p>
+    <w:p>
+      <w:pPr>
+        <w:tabs>
+          <w:tab w:val="left" w:pos="1932"/>
+        </w:tabs>
+        <w:rPr>
+          <w:rFonts w:ascii="Times New Roman" w:hAnsi="Times New Roman" w:cs="Times New Roman"/>
+          <w:b/>
+          <w:bCs/>
+          <w:sz w:val="24"/>
+        </w:rPr>
+      </w:pPr>
+      <w:r>
+        <w:rPr>
+          <w:rFonts w:ascii="Times New Roman" w:hAnsi="Times New Roman" w:cs="Times New Roman"/>
+          <w:b/>
+          <w:bCs/>
+          <w:sz w:val="24"/>
+        </w:rPr>
+        <w:lastRenderedPageBreak/>
+        <w:t>Execution Analysis</w:t>
+      </w:r>
+    </w:p>
+    <w:p>
+      <w:pPr>
+        <w:tabs>
+          <w:tab w:val="left" w:pos="1932"/>
+        </w:tabs>
+        <w:rPr>
+          <w:rFonts w:ascii="Times New Roman" w:hAnsi="Times New Roman" w:cs="Times New Roman"/>
+          <w:sz w:val="24"/>
+        </w:rPr>
+      </w:pPr>
+      <w:r>
+        <w:rPr>
+          <w:rFonts w:ascii="Times New Roman" w:hAnsi="Times New Roman" w:cs="Times New Roman"/>
+          <w:sz w:val="24"/>
+        </w:rPr>
+        <w:t xml:space="preserve">The program compares the performance of </w:t>
+      </w:r>
+      <w:r>
+        <w:rPr>
+          <w:rFonts w:ascii="Times New Roman" w:hAnsi="Times New Roman" w:cs="Times New Roman"/>
+          <w:b/>
+          <w:bCs/>
+          <w:sz w:val="24"/>
+        </w:rPr>
+        <w:t>Merge Sort</w:t>
+      </w:r>
+      <w:r>
+        <w:rPr>
+          <w:rFonts w:ascii="Times New Roman" w:hAnsi="Times New Roman" w:cs="Times New Roman"/>
+          <w:sz w:val="24"/>
+        </w:rPr>
+        <w:t xml:space="preserve"> and </w:t>
+      </w:r>
+      <w:r>
+        <w:rPr>
+          <w:rFonts w:ascii="Times New Roman" w:hAnsi="Times New Roman" w:cs="Times New Roman"/>
+          <w:b/>
+          <w:bCs/>
+          <w:sz w:val="24"/>
+        </w:rPr>
+        <w:t>Quick Sort</w:t>
+      </w:r>
+      <w:r>
+        <w:rPr>
+          <w:rFonts w:ascii="Times New Roman" w:hAnsi="Times New Roman" w:cs="Times New Roman"/>
+          <w:sz w:val="24"/>
+        </w:rPr>
+        <w:t xml:space="preserve"> using an input dataset containing repeated values.</w:t>
+      </w:r>
+    </w:p>
+    <w:p>
+      <w:pPr>
+        <w:tabs>
+          <w:tab w:val="left" w:pos="1932"/>
+        </w:tabs>
+        <w:rPr>
+          <w:rFonts w:ascii="Times New Roman" w:hAnsi="Times New Roman" w:cs="Times New Roman"/>
+          <w:b/>
+          <w:bCs/>
+          <w:sz w:val="24"/>
+        </w:rPr>
+      </w:pPr>
+      <w:r>
+        <w:rPr>
+          <w:rFonts w:ascii="Times New Roman" w:hAnsi="Times New Roman" w:cs="Times New Roman"/>
+          <w:b/>
+          <w:bCs/>
+          <w:sz w:val="24"/>
+        </w:rPr>
+        <w:t>Input Dataset</w:t>
+      </w:r>
+    </w:p>
+    <w:p>
+      <w:pPr>
+        <w:tabs>
+          <w:tab w:val="left" w:pos="1932"/>
+        </w:tabs>
+        <w:rPr>
+          <w:rFonts w:ascii="Times New Roman" w:hAnsi="Times New Roman" w:cs="Times New Roman"/>
+          <w:sz w:val="24"/>
+        </w:rPr>
+      </w:pPr>
+      <w:r>
+        <w:rPr>
+          <w:rFonts w:ascii="Times New Roman" w:hAnsi="Times New Roman" w:cs="Times New Roman"/>
+          <w:sz w:val="24"/>
+        </w:rPr>
+        <w:t>5 2 8 2 5 1 2 8 5 1</w:t>
+      </w:r>
+    </w:p>
+    <w:p>
+      <w:pPr>
+        <w:tabs>
+          <w:tab w:val="left" w:pos="1932"/>
+        </w:tabs>
+        <w:rPr>
+          <w:rFonts w:ascii="Times New Roman" w:hAnsi="Times New Roman" w:cs="Times New Roman"/>
+          <w:sz w:val="24"/>
+        </w:rPr>
+      </w:pPr>
+      <w:r>
+        <w:rPr>
+          <w:rFonts w:ascii="Times New Roman" w:hAnsi="Times New Roman" w:cs="Times New Roman"/>
+          <w:sz w:val="24"/>
+        </w:rPr>
+        <w:t>The dataset contains duplicate elements (</w:t>
+      </w:r>
+      <w:r>
+        <w:rPr>
+          <w:rFonts w:ascii="Times New Roman" w:hAnsi="Times New Roman" w:cs="Times New Roman"/>
+          <w:b/>
+          <w:bCs/>
+          <w:sz w:val="24"/>
+        </w:rPr>
+        <w:t>1, 2, 5, and 8</w:t>
+      </w:r>
+      <w:r>
+        <w:rPr>
+          <w:rFonts w:ascii="Times New Roman" w:hAnsi="Times New Roman" w:cs="Times New Roman"/>
+          <w:sz w:val="24"/>
+        </w:rPr>
+        <w:t>). These repeated values help evaluate how efficiently each sorting algorithm processes duplicate data while maintaining the correct order.</w:t>
+      </w:r>
+    </w:p>
+    <w:p>
+      <w:pPr>
+        <w:tabs>
+          <w:tab w:val="left" w:pos="1932"/>
+        </w:tabs>
+        <w:rPr>
+          <w:rFonts w:ascii="Times New Roman" w:hAnsi="Times New Roman" w:cs="Times New Roman"/>
+          <w:b/>
+          <w:bCs/>
+          <w:sz w:val="24"/>
+        </w:rPr>
+      </w:pPr>
+      <w:r>
+        <w:rPr>
+          <w:rFonts w:ascii="Times New Roman" w:hAnsi="Times New Roman" w:cs="Times New Roman"/>
+          <w:b/>
+          <w:bCs/>
+          <w:sz w:val="24"/>
+        </w:rPr>
+        <w:t>Merge Sort Execution</w:t>
+      </w:r>
+    </w:p>
+    <w:p>
+      <w:pPr>
+        <w:tabs>
+          <w:tab w:val="left" w:pos="1932"/>
+        </w:tabs>
+        <w:rPr>
+          <w:rFonts w:ascii="Times New Roman" w:hAnsi="Times New Roman" w:cs="Times New Roman"/>
+          <w:sz w:val="24"/>
+        </w:rPr>
+      </w:pPr>
+      <w:r>
+        <w:rPr>
+          <w:rFonts w:ascii="Times New Roman" w:hAnsi="Times New Roman" w:cs="Times New Roman"/>
+          <w:sz w:val="24"/>
+        </w:rPr>
+        <w:t>Merge Sort first divides the given array into smaller subarrays until each subarray contains only one element. After reaching the smallest possible division, it starts merging adjacent subarrays by comparing their elements and arranging them in ascending order.</w:t>
+      </w:r>
+    </w:p>
+    <w:p>
+      <w:pPr>
+        <w:tabs>
+          <w:tab w:val="left" w:pos="1932"/>
+        </w:tabs>
+        <w:rPr>
+          <w:rFonts w:ascii="Times New Roman" w:hAnsi="Times New Roman" w:cs="Times New Roman"/>
+          <w:sz w:val="24"/>
+        </w:rPr>
+      </w:pPr>
+      <w:r>
+        <w:rPr>
+          <w:rFonts w:ascii="Times New Roman" w:hAnsi="Times New Roman" w:cs="Times New Roman"/>
+          <w:sz w:val="24"/>
+        </w:rPr>
+        <w:t>For this input, the array is divided recursively and then merged step by step until the final sorted array is obtained.</w:t>
+      </w:r>
+    </w:p>
+    <w:p>
+      <w:pPr>
+        <w:tabs>
+          <w:tab w:val="left" w:pos="1932"/>
+        </w:tabs>
+        <w:rPr>
+          <w:rFonts w:ascii="Times New Roman" w:hAnsi="Times New Roman" w:cs="Times New Roman"/>
+          <w:sz w:val="24"/>
+        </w:rPr>
+      </w:pPr>
+      <w:r>
+        <w:rPr>
+          <w:rFonts w:ascii="Times New Roman" w:hAnsi="Times New Roman" w:cs="Times New Roman"/>
+          <w:b/>
+          <w:bCs/>
+          <w:sz w:val="24"/>
+        </w:rPr>
+        <w:t>Sorted Output:</w:t>
+      </w:r>
+    </w:p>
+    <w:p>
+      <w:pPr>
+        <w:tabs>
+          <w:tab w:val="left" w:pos="1932"/>
+        </w:tabs>
+        <w:rPr>
+          <w:rFonts w:ascii="Times New Roman" w:hAnsi="Times New Roman" w:cs="Times New Roman"/>
+          <w:sz w:val="24"/>
+        </w:rPr>
+      </w:pPr>
+      <w:r>
+        <w:rPr>
+          <w:rFonts w:ascii="Times New Roman" w:hAnsi="Times New Roman" w:cs="Times New Roman"/>
+          <w:sz w:val="24"/>
+        </w:rPr>
+        <w:t>[1, 1, 2, 2, 2, 5, 5, 5, 8, 8]</w:t>
+      </w:r>
+    </w:p>
+    <w:p>
+      <w:pPr>
+        <w:tabs>
+          <w:tab w:val="left" w:pos="1932"/>
+        </w:tabs>
+        <w:rPr>
+          <w:rFonts w:ascii="Times New Roman" w:hAnsi="Times New Roman" w:cs="Times New Roman"/>
+          <w:sz w:val="24"/>
+        </w:rPr>
+      </w:pPr>
+      <w:r>
+        <w:rPr>
+          <w:rFonts w:ascii="Times New Roman" w:hAnsi="Times New Roman" w:cs="Times New Roman"/>
+          <w:sz w:val="24"/>
+        </w:rPr>
+        <w:t>The execution time recorded for Merge Sort is:</w:t>
+      </w:r>
+    </w:p>
+    <w:p>
+      <w:pPr>
+        <w:tabs>
+          <w:tab w:val="left" w:pos="1932"/>
+        </w:tabs>
+        <w:rPr>
+          <w:rFonts w:ascii="Times New Roman" w:hAnsi="Times New Roman" w:cs="Times New Roman"/>
+          <w:sz w:val="24"/>
+        </w:rPr>
+      </w:pPr>
+      <w:r>
+        <w:rPr>
+          <w:rFonts w:ascii="Times New Roman" w:hAnsi="Times New Roman" w:cs="Times New Roman"/>
+          <w:sz w:val="24"/>
+        </w:rPr>
+        <w:t xml:space="preserve">0.0369 </w:t>
+      </w:r>
+      <w:proofErr w:type="spellStart"/>
+      <w:r>
+        <w:rPr>
+          <w:rFonts w:ascii="Times New Roman" w:hAnsi="Times New Roman" w:cs="Times New Roman"/>
+          <w:sz w:val="24"/>
+        </w:rPr>
+        <w:t>ms</w:t>
+      </w:r>
+      <w:proofErr w:type="spellEnd"/>
+    </w:p>
+    <w:p>
+      <w:pPr>
+        <w:tabs>
+          <w:tab w:val="left" w:pos="1932"/>
+        </w:tabs>
+        <w:rPr>
+          <w:rFonts w:ascii="Times New Roman" w:hAnsi="Times New Roman" w:cs="Times New Roman"/>
+          <w:sz w:val="24"/>
+        </w:rPr>
+      </w:pPr>
+      <w:r>
+        <w:rPr>
+          <w:rFonts w:ascii="Times New Roman" w:hAnsi="Times New Roman" w:cs="Times New Roman"/>
+          <w:sz w:val="24"/>
+        </w:rPr>
+        <w:t>Since Merge Sort always divides the array equally, duplicate values do not affect its performance. The algorithm maintains a consistent execution pattern regardless of the data distribution.</w:t>
+      </w:r>
+    </w:p>
+    <w:p>
+      <w:pPr>
+        <w:tabs>
+          <w:tab w:val="left" w:pos="1932"/>
+        </w:tabs>
+        <w:rPr>
+          <w:rFonts w:ascii="Times New Roman" w:hAnsi="Times New Roman" w:cs="Times New Roman"/>
+          <w:b/>
+          <w:bCs/>
+          <w:sz w:val="24"/>
+        </w:rPr>
+      </w:pPr>
+      <w:r>
+        <w:rPr>
+          <w:rFonts w:ascii="Times New Roman" w:hAnsi="Times New Roman" w:cs="Times New Roman"/>
+          <w:b/>
+          <w:bCs/>
+          <w:sz w:val="24"/>
+        </w:rPr>
+        <w:t>Quick Sort Execution</w:t>
+      </w:r>
+    </w:p>
+    <w:p>
+      <w:pPr>
+        <w:tabs>
+          <w:tab w:val="left" w:pos="1932"/>
+        </w:tabs>
+        <w:rPr>
+          <w:rFonts w:ascii="Times New Roman" w:hAnsi="Times New Roman" w:cs="Times New Roman"/>
+          <w:sz w:val="24"/>
+        </w:rPr>
+      </w:pPr>
+      <w:r>
+        <w:rPr>
+          <w:rFonts w:ascii="Times New Roman" w:hAnsi="Times New Roman" w:cs="Times New Roman"/>
+          <w:sz w:val="24"/>
+        </w:rPr>
+        <w:t>Quick Sort selects a pivot element and partitions the array into two parts:</w:t>
+      </w:r>
+    </w:p>
+    <w:p>
+      <w:pPr>
+        <w:numPr>
+          <w:ilvl w:val="0"/>
+          <w:numId w:val="2"/>
+        </w:numPr>
+        <w:tabs>
+          <w:tab w:val="left" w:pos="1932"/>
+        </w:tabs>
+        <w:rPr>
+          <w:rFonts w:ascii="Times New Roman" w:hAnsi="Times New Roman" w:cs="Times New Roman"/>
+          <w:sz w:val="24"/>
+        </w:rPr>
+      </w:pPr>
+      <w:r>
+        <w:rPr>
+          <w:rFonts w:ascii="Times New Roman" w:hAnsi="Times New Roman" w:cs="Times New Roman"/>
+          <w:sz w:val="24"/>
+        </w:rPr>
+        <w:t xml:space="preserve">Elements smaller than the pivot </w:t>
+      </w:r>
+    </w:p>
+    <w:p>
+      <w:pPr>
+        <w:numPr>
+          <w:ilvl w:val="0"/>
+          <w:numId w:val="2"/>
+        </w:numPr>
+        <w:tabs>
+          <w:tab w:val="left" w:pos="1932"/>
+        </w:tabs>
+        <w:rPr>
+          <w:rFonts w:ascii="Times New Roman" w:hAnsi="Times New Roman" w:cs="Times New Roman"/>
+          <w:sz w:val="24"/>
+        </w:rPr>
+      </w:pPr>
+      <w:r>
+        <w:rPr>
+          <w:rFonts w:ascii="Times New Roman" w:hAnsi="Times New Roman" w:cs="Times New Roman"/>
+          <w:sz w:val="24"/>
+        </w:rPr>
+        <w:t xml:space="preserve">Elements greater than the pivot </w:t>
+      </w:r>
+    </w:p>
+    <w:p>
+      <w:pPr>
+        <w:tabs>
+          <w:tab w:val="left" w:pos="1932"/>
+        </w:tabs>
+        <w:rPr>
+          <w:rFonts w:ascii="Times New Roman" w:hAnsi="Times New Roman" w:cs="Times New Roman"/>
+          <w:sz w:val="24"/>
+        </w:rPr>
+      </w:pPr>
+      <w:r>
+        <w:rPr>
+          <w:rFonts w:ascii="Times New Roman" w:hAnsi="Times New Roman" w:cs="Times New Roman"/>
+          <w:sz w:val="24"/>
+        </w:rPr>
+        <w:t>This partitioning process continues recursively until the entire array becomes sorted.</w:t>
+      </w:r>
+    </w:p>
+    <w:p>
+      <w:pPr>
+        <w:tabs>
+          <w:tab w:val="left" w:pos="1932"/>
+        </w:tabs>
+        <w:rPr>
+          <w:rFonts w:ascii="Times New Roman" w:hAnsi="Times New Roman" w:cs="Times New Roman"/>
+          <w:sz w:val="24"/>
+        </w:rPr>
+      </w:pPr>
+      <w:r>
+        <w:rPr>
+          <w:rFonts w:ascii="Times New Roman" w:hAnsi="Times New Roman" w:cs="Times New Roman"/>
+          <w:sz w:val="24"/>
+        </w:rPr>
+        <w:t>For the given dataset, Quick Sort also produced the same sorted output.</w:t>
+      </w:r>
+    </w:p>
+    <w:p>
+      <w:pPr>
+        <w:tabs>
+          <w:tab w:val="left" w:pos="1932"/>
+        </w:tabs>
+        <w:rPr>
+          <w:rFonts w:ascii="Times New Roman" w:hAnsi="Times New Roman" w:cs="Times New Roman"/>
+          <w:sz w:val="24"/>
+        </w:rPr>
+      </w:pPr>
+      <w:r>
+        <w:rPr>
+          <w:rFonts w:ascii="Times New Roman" w:hAnsi="Times New Roman" w:cs="Times New Roman"/>
+          <w:sz w:val="24"/>
+        </w:rPr>
+        <w:t>[1, 1, 2, 2, 2, 5, 5, 5, 8, 8]</w:t>
+      </w:r>
+    </w:p>
+    <w:p>
+      <w:pPr>
+        <w:tabs>
+          <w:tab w:val="left" w:pos="1932"/>
+        </w:tabs>
+        <w:rPr>
+          <w:rFonts w:ascii="Times New Roman" w:hAnsi="Times New Roman" w:cs="Times New Roman"/>
+          <w:sz w:val="24"/>
+        </w:rPr>
+      </w:pPr>
+      <w:r>
+        <w:rPr>
+          <w:rFonts w:ascii="Times New Roman" w:hAnsi="Times New Roman" w:cs="Times New Roman"/>
+          <w:sz w:val="24"/>
+        </w:rPr>
+        <w:t>The execution time recorded is:</w:t>
+      </w:r>
+    </w:p>
+    <w:p>
+      <w:pPr>
+        <w:tabs>
+          <w:tab w:val="left" w:pos="1932"/>
+        </w:tabs>
+        <w:rPr>
+          <w:rFonts w:ascii="Times New Roman" w:hAnsi="Times New Roman" w:cs="Times New Roman"/>
+          <w:sz w:val="24"/>
+        </w:rPr>
+      </w:pPr>
+      <w:r>
+        <w:rPr>
+          <w:rFonts w:ascii="Times New Roman" w:hAnsi="Times New Roman" w:cs="Times New Roman"/>
+          <w:sz w:val="24"/>
+        </w:rPr>
+        <w:t xml:space="preserve">0.0077 </w:t>
+      </w:r>
+      <w:proofErr w:type="spellStart"/>
+      <w:r>
+        <w:rPr>
+          <w:rFonts w:ascii="Times New Roman" w:hAnsi="Times New Roman" w:cs="Times New Roman"/>
+          <w:sz w:val="24"/>
+        </w:rPr>
+        <w:t>ms</w:t>
+      </w:r>
+      <w:proofErr w:type="spellEnd"/>
+    </w:p>
+    <w:p>
+      <w:pPr>
+        <w:tabs>
+          <w:tab w:val="left" w:pos="1932"/>
+        </w:tabs>
+        <w:rPr>
+          <w:rFonts w:ascii="Times New Roman" w:hAnsi="Times New Roman" w:cs="Times New Roman"/>
+          <w:sz w:val="24"/>
+        </w:rPr>
+      </w:pPr>
+      <w:r>
+        <w:rPr>
+          <w:rFonts w:ascii="Times New Roman" w:hAnsi="Times New Roman" w:cs="Times New Roman"/>
+          <w:sz w:val="24"/>
+        </w:rPr>
+        <w:t>Quick Sort completed the sorting process faster than Merge Sort because it performs in-place partitioning and requires fewer additional memory operations.</w:t>
+      </w:r>
+    </w:p>
+    <w:p>
+      <w:pPr>
+        <w:tabs>
+          <w:tab w:val="left" w:pos="1932"/>
+        </w:tabs>
+        <w:rPr>
+          <w:rFonts w:ascii="Times New Roman" w:hAnsi="Times New Roman" w:cs="Times New Roman"/>
+          <w:b/>
+          <w:bCs/>
+          <w:sz w:val="24"/>
+        </w:rPr>
+      </w:pPr>
+      <w:r>
+        <w:rPr>
+          <w:rFonts w:ascii="Times New Roman" w:hAnsi="Times New Roman" w:cs="Times New Roman"/>
+          <w:b/>
+          <w:bCs/>
+          <w:sz w:val="24"/>
+        </w:rPr>
+        <w:t>Comparison of Execution</w:t>
+      </w:r>
+    </w:p>
+    <w:p>
+      <w:pPr>
+        <w:tabs>
+          <w:tab w:val="left" w:pos="1932"/>
+        </w:tabs>
+        <w:rPr>
+          <w:rFonts w:ascii="Times New Roman" w:hAnsi="Times New Roman" w:cs="Times New Roman"/>
+          <w:sz w:val="24"/>
+        </w:rPr>
+      </w:pPr>
+      <w:r>
+        <w:rPr>
+          <w:rFonts w:ascii="Times New Roman" w:hAnsi="Times New Roman" w:cs="Times New Roman"/>
+          <w:sz w:val="24"/>
+        </w:rPr>
+        <w:t>Both algorithms successfully sorted the repeated-value dataset without any errors.</w:t>
+      </w:r>
+    </w:p>
+    <w:p>
+      <w:pPr>
+        <w:tabs>
+          <w:tab w:val="left" w:pos="1932"/>
+        </w:tabs>
+        <w:rPr>
+          <w:rFonts w:ascii="Times New Roman" w:hAnsi="Times New Roman" w:cs="Times New Roman"/>
+          <w:sz w:val="24"/>
+        </w:rPr>
+      </w:pPr>
+      <w:r>
+        <w:rPr>
+          <w:rFonts w:ascii="Times New Roman" w:hAnsi="Times New Roman" w:cs="Times New Roman"/>
+          <w:sz w:val="24"/>
+        </w:rPr>
+        <w:t>Although the final output produced by both algorithms is identical, the execution time differs.</w:t>
+      </w:r>
+    </w:p>
+    <w:tbl>
+      <w:tblPr>
+        <w:tblW w:w="0" w:type="auto"/>
+        <w:tblCellSpacing w:w="15" w:type="dxa"/>
+        <w:tblBorders>
+          <w:top w:val="single" w:sz="4" w:space="0" w:color="auto"/>
+          <w:left w:val="single" w:sz="4" w:space="0" w:color="auto"/>
+          <w:bottom w:val="single" w:sz="4" w:space="0" w:color="auto"/>
+          <w:right w:val="single" w:sz="4" w:space="0" w:color="auto"/>
+          <w:insideH w:val="single" w:sz="4" w:space="0" w:color="auto"/>
+          <w:insideV w:val="single" w:sz="4" w:space="0" w:color="auto"/>
+        </w:tblBorders>
+        <w:tblCellMar>
+          <w:top w:w="15" w:type="dxa"/>
+          <w:left w:w="15" w:type="dxa"/>
+          <w:bottom w:w="15" w:type="dxa"/>
+          <w:right w:w="15" w:type="dxa"/>
+        </w:tblCellMar>
+        <w:tblLook w:val="04A0" w:firstRow="1" w:lastRow="0" w:firstColumn="1" w:lastColumn="0" w:noHBand="0" w:noVBand="1"/>
+      </w:tblPr>
+      <w:tblGrid>
+        <w:gridCol w:w="1982"/>
+        <w:gridCol w:w="1247"/>
+        <w:gridCol w:w="1802"/>
+      </w:tblGrid>
+      <w:tr>
+        <w:trPr>
+          <w:tblHeader/>
+          <w:tblCellSpacing w:w="15" w:type="dxa"/>
+        </w:trPr>
+        <w:tc>
+          <w:tcPr>
+            <w:tcW w:w="0" w:type="auto"/>
+            <w:vAlign w:val="center"/>
+            <w:hideMark/>
+          </w:tcPr>
+          <w:p>
+            <w:pPr>
+              <w:tabs>
+                <w:tab w:val="left" w:pos="1932"/>
+              </w:tabs>
+              <w:rPr>
+                <w:rFonts w:ascii="Times New Roman" w:hAnsi="Times New Roman" w:cs="Times New Roman"/>
+                <w:b/>
+                <w:bCs/>
+                <w:sz w:val="24"/>
+              </w:rPr>
+            </w:pPr>
+            <w:r>
+              <w:rPr>
+                <w:rFonts w:ascii="Times New Roman" w:hAnsi="Times New Roman" w:cs="Times New Roman"/>
+                <w:b/>
+                <w:bCs/>
+                <w:sz w:val="24"/>
+              </w:rPr>
+              <w:lastRenderedPageBreak/>
+              <w:t>Parameter</w:t>
+            </w:r>
+          </w:p>
+        </w:tc>
+        <w:tc>
+          <w:tcPr>
+            <w:tcW w:w="0" w:type="auto"/>
+            <w:vAlign w:val="center"/>
+            <w:hideMark/>
+          </w:tcPr>
+          <w:p>
+            <w:pPr>
+              <w:tabs>
+                <w:tab w:val="left" w:pos="1932"/>
+              </w:tabs>
+              <w:rPr>
+                <w:rFonts w:ascii="Times New Roman" w:hAnsi="Times New Roman" w:cs="Times New Roman"/>
+                <w:b/>
+                <w:bCs/>
+                <w:sz w:val="24"/>
+              </w:rPr>
+            </w:pPr>
+            <w:r>
+              <w:rPr>
+                <w:rFonts w:ascii="Times New Roman" w:hAnsi="Times New Roman" w:cs="Times New Roman"/>
+                <w:b/>
+                <w:bCs/>
+                <w:sz w:val="24"/>
+              </w:rPr>
+              <w:t>Merge Sort</w:t>
+            </w:r>
+          </w:p>
+        </w:tc>
+        <w:tc>
+          <w:tcPr>
+            <w:tcW w:w="0" w:type="auto"/>
+            <w:vAlign w:val="center"/>
+            <w:hideMark/>
+          </w:tcPr>
+          <w:p>
+            <w:pPr>
+              <w:tabs>
+                <w:tab w:val="left" w:pos="1932"/>
+              </w:tabs>
+              <w:rPr>
+                <w:rFonts w:ascii="Times New Roman" w:hAnsi="Times New Roman" w:cs="Times New Roman"/>
+                <w:b/>
+                <w:bCs/>
+                <w:sz w:val="24"/>
+              </w:rPr>
+            </w:pPr>
+            <w:r>
+              <w:rPr>
+                <w:rFonts w:ascii="Times New Roman" w:hAnsi="Times New Roman" w:cs="Times New Roman"/>
+                <w:b/>
+                <w:bCs/>
+                <w:sz w:val="24"/>
+              </w:rPr>
+              <w:t>Quick Sort</w:t>
+            </w:r>
+          </w:p>
+        </w:tc>
+      </w:tr>
+      <w:tr>
+        <w:trPr>
+          <w:tblCellSpacing w:w="15" w:type="dxa"/>
+        </w:trPr>
+        <w:tc>
+          <w:tcPr>
+            <w:tcW w:w="0" w:type="auto"/>
+            <w:vAlign w:val="center"/>
+            <w:hideMark/>
+          </w:tcPr>
+          <w:p>
+            <w:pPr>
+              <w:tabs>
+                <w:tab w:val="left" w:pos="1932"/>
+              </w:tabs>
+              <w:rPr>
+                <w:rFonts w:ascii="Times New Roman" w:hAnsi="Times New Roman" w:cs="Times New Roman"/>
+                <w:sz w:val="24"/>
+              </w:rPr>
+            </w:pPr>
+            <w:r>
+              <w:rPr>
+                <w:rFonts w:ascii="Times New Roman" w:hAnsi="Times New Roman" w:cs="Times New Roman"/>
+                <w:sz w:val="24"/>
+              </w:rPr>
+              <w:t>Sorted Output</w:t>
+            </w:r>
+          </w:p>
+        </w:tc>
+        <w:tc>
+          <w:tcPr>
+            <w:tcW w:w="0" w:type="auto"/>
+            <w:vAlign w:val="center"/>
+            <w:hideMark/>
+          </w:tcPr>
+          <w:p>
+            <w:pPr>
+              <w:tabs>
+                <w:tab w:val="left" w:pos="1932"/>
+              </w:tabs>
+              <w:rPr>
+                <w:rFonts w:ascii="Times New Roman" w:hAnsi="Times New Roman" w:cs="Times New Roman"/>
+                <w:sz w:val="24"/>
+              </w:rPr>
+            </w:pPr>
+            <w:r>
+              <w:rPr>
+                <w:rFonts w:ascii="Times New Roman" w:hAnsi="Times New Roman" w:cs="Times New Roman"/>
+                <w:sz w:val="24"/>
+              </w:rPr>
+              <w:t>Correct</w:t>
+            </w:r>
+          </w:p>
+        </w:tc>
+        <w:tc>
+          <w:tcPr>
+            <w:tcW w:w="0" w:type="auto"/>
+            <w:vAlign w:val="center"/>
+            <w:hideMark/>
+          </w:tcPr>
+          <w:p>
+            <w:pPr>
+              <w:tabs>
+                <w:tab w:val="left" w:pos="1932"/>
+              </w:tabs>
+              <w:rPr>
+                <w:rFonts w:ascii="Times New Roman" w:hAnsi="Times New Roman" w:cs="Times New Roman"/>
+                <w:sz w:val="24"/>
+              </w:rPr>
+            </w:pPr>
+            <w:r>
+              <w:rPr>
+                <w:rFonts w:ascii="Times New Roman" w:hAnsi="Times New Roman" w:cs="Times New Roman"/>
+                <w:sz w:val="24"/>
+              </w:rPr>
+              <w:t>Correct</w:t>
+            </w:r>
+          </w:p>
+        </w:tc>
+      </w:tr>
+      <w:tr>
+        <w:trPr>
+          <w:tblCellSpacing w:w="15" w:type="dxa"/>
+        </w:trPr>
+        <w:tc>
+          <w:tcPr>
+            <w:tcW w:w="0" w:type="auto"/>
+            <w:vAlign w:val="center"/>
+            <w:hideMark/>
+          </w:tcPr>
+          <w:p>
+            <w:pPr>
+              <w:tabs>
+                <w:tab w:val="left" w:pos="1932"/>
+              </w:tabs>
+              <w:rPr>
+                <w:rFonts w:ascii="Times New Roman" w:hAnsi="Times New Roman" w:cs="Times New Roman"/>
+                <w:sz w:val="24"/>
+              </w:rPr>
+            </w:pPr>
+            <w:r>
+              <w:rPr>
+                <w:rFonts w:ascii="Times New Roman" w:hAnsi="Times New Roman" w:cs="Times New Roman"/>
+                <w:sz w:val="24"/>
+              </w:rPr>
+              <w:t>Execution Time</w:t>
+            </w:r>
+          </w:p>
+        </w:tc>
+        <w:tc>
+          <w:tcPr>
+            <w:tcW w:w="0" w:type="auto"/>
+            <w:vAlign w:val="center"/>
+            <w:hideMark/>
+          </w:tcPr>
+          <w:p>
+            <w:pPr>
+              <w:tabs>
+                <w:tab w:val="left" w:pos="1932"/>
+              </w:tabs>
+              <w:rPr>
+                <w:rFonts w:ascii="Times New Roman" w:hAnsi="Times New Roman" w:cs="Times New Roman"/>
+                <w:sz w:val="24"/>
+              </w:rPr>
+            </w:pPr>
+            <w:r>
+              <w:rPr>
+                <w:rFonts w:ascii="Times New Roman" w:hAnsi="Times New Roman" w:cs="Times New Roman"/>
+                <w:sz w:val="24"/>
+              </w:rPr>
+              <w:t xml:space="preserve">0.0369 </w:t>
+            </w:r>
+            <w:proofErr w:type="spellStart"/>
+            <w:r>
+              <w:rPr>
+                <w:rFonts w:ascii="Times New Roman" w:hAnsi="Times New Roman" w:cs="Times New Roman"/>
+                <w:sz w:val="24"/>
+              </w:rPr>
+              <w:t>ms</w:t>
+            </w:r>
+            <w:proofErr w:type="spellEnd"/>
+          </w:p>
+        </w:tc>
+        <w:tc>
+          <w:tcPr>
+            <w:tcW w:w="0" w:type="auto"/>
+            <w:vAlign w:val="center"/>
+            <w:hideMark/>
+          </w:tcPr>
+          <w:p>
+            <w:pPr>
+              <w:tabs>
+                <w:tab w:val="left" w:pos="1932"/>
+              </w:tabs>
+              <w:rPr>
+                <w:rFonts w:ascii="Times New Roman" w:hAnsi="Times New Roman" w:cs="Times New Roman"/>
+                <w:sz w:val="24"/>
+              </w:rPr>
+            </w:pPr>
+            <w:r>
+              <w:rPr>
+                <w:rFonts w:ascii="Times New Roman" w:hAnsi="Times New Roman" w:cs="Times New Roman"/>
+                <w:sz w:val="24"/>
+              </w:rPr>
+              <w:t xml:space="preserve">0.0077 </w:t>
+            </w:r>
+            <w:proofErr w:type="spellStart"/>
+            <w:r>
+              <w:rPr>
+                <w:rFonts w:ascii="Times New Roman" w:hAnsi="Times New Roman" w:cs="Times New Roman"/>
+                <w:sz w:val="24"/>
+              </w:rPr>
+              <w:t>ms</w:t>
+            </w:r>
+            <w:proofErr w:type="spellEnd"/>
+          </w:p>
+        </w:tc>
+      </w:tr>
+      <w:tr>
+        <w:trPr>
+          <w:tblCellSpacing w:w="15" w:type="dxa"/>
+        </w:trPr>
+        <w:tc>
+          <w:tcPr>
+            <w:tcW w:w="0" w:type="auto"/>
+            <w:vAlign w:val="center"/>
+            <w:hideMark/>
+          </w:tcPr>
+          <w:p>
+            <w:pPr>
+              <w:tabs>
+                <w:tab w:val="left" w:pos="1932"/>
+              </w:tabs>
+              <w:rPr>
+                <w:rFonts w:ascii="Times New Roman" w:hAnsi="Times New Roman" w:cs="Times New Roman"/>
+                <w:sz w:val="24"/>
+              </w:rPr>
+            </w:pPr>
+            <w:r>
+              <w:rPr>
+                <w:rFonts w:ascii="Times New Roman" w:hAnsi="Times New Roman" w:cs="Times New Roman"/>
+                <w:sz w:val="24"/>
+              </w:rPr>
+              <w:t>Duplicate Handling</w:t>
+            </w:r>
+          </w:p>
+        </w:tc>
+        <w:tc>
+          <w:tcPr>
+            <w:tcW w:w="0" w:type="auto"/>
+            <w:vAlign w:val="center"/>
+            <w:hideMark/>
+          </w:tcPr>
+          <w:p>
+            <w:pPr>
+              <w:tabs>
+                <w:tab w:val="left" w:pos="1932"/>
+              </w:tabs>
+              <w:rPr>
+                <w:rFonts w:ascii="Times New Roman" w:hAnsi="Times New Roman" w:cs="Times New Roman"/>
+                <w:sz w:val="24"/>
+              </w:rPr>
+            </w:pPr>
+            <w:r>
+              <w:rPr>
+                <w:rFonts w:ascii="Times New Roman" w:hAnsi="Times New Roman" w:cs="Times New Roman"/>
+                <w:sz w:val="24"/>
+              </w:rPr>
+              <w:t>Stable</w:t>
+            </w:r>
+          </w:p>
+        </w:tc>
+        <w:tc>
+          <w:tcPr>
+            <w:tcW w:w="0" w:type="auto"/>
+            <w:vAlign w:val="center"/>
+            <w:hideMark/>
+          </w:tcPr>
+          <w:p>
+            <w:pPr>
+              <w:tabs>
+                <w:tab w:val="left" w:pos="1932"/>
+              </w:tabs>
+              <w:rPr>
+                <w:rFonts w:ascii="Times New Roman" w:hAnsi="Times New Roman" w:cs="Times New Roman"/>
+                <w:sz w:val="24"/>
+              </w:rPr>
+            </w:pPr>
+            <w:r>
+              <w:rPr>
+                <w:rFonts w:ascii="Times New Roman" w:hAnsi="Times New Roman" w:cs="Times New Roman"/>
+                <w:sz w:val="24"/>
+              </w:rPr>
+              <w:t>Depends on Pivot</w:t>
+            </w:r>
+          </w:p>
+        </w:tc>
+      </w:tr>
+      <w:tr>
+        <w:trPr>
+          <w:tblCellSpacing w:w="15" w:type="dxa"/>
+        </w:trPr>
+        <w:tc>
+          <w:tcPr>
+            <w:tcW w:w="0" w:type="auto"/>
+            <w:vAlign w:val="center"/>
+            <w:hideMark/>
+          </w:tcPr>
+          <w:p>
+            <w:pPr>
+              <w:tabs>
+                <w:tab w:val="left" w:pos="1932"/>
+              </w:tabs>
+              <w:rPr>
+                <w:rFonts w:ascii="Times New Roman" w:hAnsi="Times New Roman" w:cs="Times New Roman"/>
+                <w:sz w:val="24"/>
+              </w:rPr>
+            </w:pPr>
+            <w:r>
+              <w:rPr>
+                <w:rFonts w:ascii="Times New Roman" w:hAnsi="Times New Roman" w:cs="Times New Roman"/>
+                <w:sz w:val="24"/>
+              </w:rPr>
+              <w:t>Extra Memory</w:t>
+            </w:r>
+          </w:p>
+        </w:tc>
+        <w:tc>
+          <w:tcPr>
+            <w:tcW w:w="0" w:type="auto"/>
+            <w:vAlign w:val="center"/>
+            <w:hideMark/>
+          </w:tcPr>
+          <w:p>
+            <w:pPr>
+              <w:tabs>
+                <w:tab w:val="left" w:pos="1932"/>
+              </w:tabs>
+              <w:rPr>
+                <w:rFonts w:ascii="Times New Roman" w:hAnsi="Times New Roman" w:cs="Times New Roman"/>
+                <w:sz w:val="24"/>
+              </w:rPr>
+            </w:pPr>
+            <w:r>
+              <w:rPr>
+                <w:rFonts w:ascii="Times New Roman" w:hAnsi="Times New Roman" w:cs="Times New Roman"/>
+                <w:sz w:val="24"/>
+              </w:rPr>
+              <w:t>Required</w:t>
+            </w:r>
+          </w:p>
+        </w:tc>
+        <w:tc>
+          <w:tcPr>
+            <w:tcW w:w="0" w:type="auto"/>
+            <w:vAlign w:val="center"/>
+            <w:hideMark/>
+          </w:tcPr>
+          <w:p>
+            <w:pPr>
+              <w:tabs>
+                <w:tab w:val="left" w:pos="1932"/>
+              </w:tabs>
+              <w:rPr>
+                <w:rFonts w:ascii="Times New Roman" w:hAnsi="Times New Roman" w:cs="Times New Roman"/>
+                <w:sz w:val="24"/>
+              </w:rPr>
+            </w:pPr>
+            <w:r>
+              <w:rPr>
+                <w:rFonts w:ascii="Times New Roman" w:hAnsi="Times New Roman" w:cs="Times New Roman"/>
+                <w:sz w:val="24"/>
+              </w:rPr>
+              <w:t>Very Less</w:t>
+            </w:r>
+          </w:p>
+        </w:tc>
+      </w:tr>
+    </w:tbl>
+    <w:p>
+      <w:pPr>
+        <w:tabs>
+          <w:tab w:val="left" w:pos="1932"/>
+        </w:tabs>
+        <w:rPr>
+          <w:rFonts w:ascii="Times New Roman" w:hAnsi="Times New Roman" w:cs="Times New Roman"/>
+          <w:sz w:val="24"/>
+        </w:rPr>
+      </w:pPr>
+    </w:p>
+    <w:p>
+      <w:pPr>
+        <w:tabs>
+          <w:tab w:val="left" w:pos="1932"/>
+        </w:tabs>
+        <w:rPr>
+          <w:rFonts w:ascii="Times New Roman" w:hAnsi="Times New Roman" w:cs="Times New Roman"/>
+          <w:b/>
+          <w:bCs/>
+          <w:sz w:val="24"/>
+        </w:rPr>
+      </w:pPr>
+      <w:r>
+        <w:rPr>
+          <w:rFonts w:ascii="Times New Roman" w:hAnsi="Times New Roman" w:cs="Times New Roman"/>
+          <w:b/>
+          <w:bCs/>
+          <w:sz w:val="24"/>
+        </w:rPr>
+        <w:t>Effect of Duplicate Values</w:t>
+      </w:r>
+    </w:p>
+    <w:p>
+      <w:pPr>
+        <w:tabs>
+          <w:tab w:val="left" w:pos="1932"/>
+        </w:tabs>
+        <w:rPr>
+          <w:rFonts w:ascii="Times New Roman" w:hAnsi="Times New Roman" w:cs="Times New Roman"/>
+          <w:sz w:val="24"/>
+        </w:rPr>
+      </w:pPr>
+      <w:r>
+        <w:rPr>
+          <w:rFonts w:ascii="Times New Roman" w:hAnsi="Times New Roman" w:cs="Times New Roman"/>
+          <w:sz w:val="24"/>
+        </w:rPr>
+        <w:t>The given dataset contains several repeated elements.</w:t>
+      </w:r>
+    </w:p>
+    <w:p>
+      <w:pPr>
+        <w:tabs>
+          <w:tab w:val="left" w:pos="1932"/>
+        </w:tabs>
+        <w:rPr>
+          <w:rFonts w:ascii="Times New Roman" w:hAnsi="Times New Roman" w:cs="Times New Roman"/>
+          <w:sz w:val="24"/>
+        </w:rPr>
+      </w:pPr>
+      <w:r>
+        <w:rPr>
+          <w:rFonts w:ascii="Times New Roman" w:hAnsi="Times New Roman" w:cs="Times New Roman"/>
+          <w:sz w:val="24"/>
+        </w:rPr>
+        <w:t xml:space="preserve">In </w:t>
+      </w:r>
+      <w:r>
+        <w:rPr>
+          <w:rFonts w:ascii="Times New Roman" w:hAnsi="Times New Roman" w:cs="Times New Roman"/>
+          <w:b/>
+          <w:bCs/>
+          <w:sz w:val="24"/>
+        </w:rPr>
+        <w:t>Merge Sort</w:t>
+      </w:r>
+      <w:r>
+        <w:rPr>
+          <w:rFonts w:ascii="Times New Roman" w:hAnsi="Times New Roman" w:cs="Times New Roman"/>
+          <w:sz w:val="24"/>
+        </w:rPr>
+        <w:t>, duplicate values are merged naturally while combining subarrays. Since the algorithm always divides the array into equal halves, duplicate elements do not reduce its efficiency.</w:t>
+      </w:r>
+    </w:p>
+    <w:p>
+      <w:pPr>
+        <w:tabs>
+          <w:tab w:val="left" w:pos="1932"/>
+        </w:tabs>
+        <w:rPr>
+          <w:rFonts w:ascii="Times New Roman" w:hAnsi="Times New Roman" w:cs="Times New Roman"/>
+          <w:sz w:val="24"/>
+        </w:rPr>
+      </w:pPr>
+      <w:r>
+        <w:rPr>
+          <w:rFonts w:ascii="Times New Roman" w:hAnsi="Times New Roman" w:cs="Times New Roman"/>
+          <w:sz w:val="24"/>
+        </w:rPr>
+        <w:t xml:space="preserve">In </w:t>
+      </w:r>
+      <w:r>
+        <w:rPr>
+          <w:rFonts w:ascii="Times New Roman" w:hAnsi="Times New Roman" w:cs="Times New Roman"/>
+          <w:b/>
+          <w:bCs/>
+          <w:sz w:val="24"/>
+        </w:rPr>
+        <w:t>Quick Sort</w:t>
+      </w:r>
+      <w:r>
+        <w:rPr>
+          <w:rFonts w:ascii="Times New Roman" w:hAnsi="Times New Roman" w:cs="Times New Roman"/>
+          <w:sz w:val="24"/>
+        </w:rPr>
+        <w:t>, duplicate values are handled during partitioning. If many duplicate elements are placed around the selected pivot, partitions may become unbalanced, resulting in additional recursive calls. In this experiment, the pivot selection produced balanced partitions; therefore, Quick Sort performed efficiently.</w:t>
+      </w:r>
+    </w:p>
+    <w:p>
+      <w:pPr>
+        <w:tabs>
+          <w:tab w:val="left" w:pos="1932"/>
+        </w:tabs>
+        <w:rPr>
+          <w:rFonts w:ascii="Times New Roman" w:hAnsi="Times New Roman" w:cs="Times New Roman"/>
+          <w:b/>
+          <w:bCs/>
+          <w:sz w:val="24"/>
+        </w:rPr>
+      </w:pPr>
+      <w:r>
+        <w:rPr>
+          <w:rFonts w:ascii="Times New Roman" w:hAnsi="Times New Roman" w:cs="Times New Roman"/>
+          <w:b/>
+          <w:bCs/>
+          <w:sz w:val="24"/>
+        </w:rPr>
+        <w:t>Interpretation of Results</w:t>
+      </w:r>
+    </w:p>
+    <w:p>
+      <w:pPr>
+        <w:tabs>
+          <w:tab w:val="left" w:pos="1932"/>
+        </w:tabs>
+        <w:rPr>
+          <w:rFonts w:ascii="Times New Roman" w:hAnsi="Times New Roman" w:cs="Times New Roman"/>
+          <w:sz w:val="24"/>
+        </w:rPr>
+      </w:pPr>
+      <w:r>
+        <w:rPr>
+          <w:rFonts w:ascii="Times New Roman" w:hAnsi="Times New Roman" w:cs="Times New Roman"/>
+          <w:sz w:val="24"/>
+        </w:rPr>
+        <w:t xml:space="preserve">The observed execution time indicates that </w:t>
+      </w:r>
+      <w:r>
+        <w:rPr>
+          <w:rFonts w:ascii="Times New Roman" w:hAnsi="Times New Roman" w:cs="Times New Roman"/>
+          <w:b/>
+          <w:bCs/>
+          <w:sz w:val="24"/>
+        </w:rPr>
+        <w:t>Quick Sort is faster for the given dataset</w:t>
+      </w:r>
+      <w:r>
+        <w:rPr>
+          <w:rFonts w:ascii="Times New Roman" w:hAnsi="Times New Roman" w:cs="Times New Roman"/>
+          <w:sz w:val="24"/>
+        </w:rPr>
+        <w:t>. Its execution time (</w:t>
+      </w:r>
+      <w:r>
+        <w:rPr>
+          <w:rFonts w:ascii="Times New Roman" w:hAnsi="Times New Roman" w:cs="Times New Roman"/>
+          <w:b/>
+          <w:bCs/>
+          <w:sz w:val="24"/>
+        </w:rPr>
+        <w:t xml:space="preserve">0.0077 </w:t>
+      </w:r>
+      <w:proofErr w:type="spellStart"/>
+      <w:r>
+        <w:rPr>
+          <w:rFonts w:ascii="Times New Roman" w:hAnsi="Times New Roman" w:cs="Times New Roman"/>
+          <w:b/>
+          <w:bCs/>
+          <w:sz w:val="24"/>
+        </w:rPr>
+        <w:t>ms</w:t>
+      </w:r>
+      <w:proofErr w:type="spellEnd"/>
+      <w:r>
+        <w:rPr>
+          <w:rFonts w:ascii="Times New Roman" w:hAnsi="Times New Roman" w:cs="Times New Roman"/>
+          <w:sz w:val="24"/>
+        </w:rPr>
+        <w:t>) is significantly lower than that of Merge Sort (</w:t>
+      </w:r>
+      <w:r>
+        <w:rPr>
+          <w:rFonts w:ascii="Times New Roman" w:hAnsi="Times New Roman" w:cs="Times New Roman"/>
+          <w:b/>
+          <w:bCs/>
+          <w:sz w:val="24"/>
+        </w:rPr>
+        <w:t xml:space="preserve">0.0369 </w:t>
+      </w:r>
+      <w:proofErr w:type="spellStart"/>
+      <w:r>
+        <w:rPr>
+          <w:rFonts w:ascii="Times New Roman" w:hAnsi="Times New Roman" w:cs="Times New Roman"/>
+          <w:b/>
+          <w:bCs/>
+          <w:sz w:val="24"/>
+        </w:rPr>
+        <w:t>ms</w:t>
+      </w:r>
+      <w:proofErr w:type="spellEnd"/>
+      <w:r>
+        <w:rPr>
+          <w:rFonts w:ascii="Times New Roman" w:hAnsi="Times New Roman" w:cs="Times New Roman"/>
+          <w:sz w:val="24"/>
+        </w:rPr>
+        <w:t>).</w:t>
+      </w:r>
+    </w:p>
+    <w:p>
+      <w:pPr>
+        <w:tabs>
+          <w:tab w:val="left" w:pos="1932"/>
+        </w:tabs>
+        <w:rPr>
+          <w:rFonts w:ascii="Times New Roman" w:hAnsi="Times New Roman" w:cs="Times New Roman"/>
+          <w:sz w:val="24"/>
+        </w:rPr>
+      </w:pPr>
+      <w:r>
+        <w:rPr>
+          <w:rFonts w:ascii="Times New Roman" w:hAnsi="Times New Roman" w:cs="Times New Roman"/>
+          <w:sz w:val="24"/>
+        </w:rPr>
+        <w:t xml:space="preserve">However, this does not imply that Quick Sort is always better. Merge Sort guarantees </w:t>
+      </w:r>
+      <w:proofErr w:type="gramStart"/>
+      <w:r>
+        <w:rPr>
+          <w:rFonts w:ascii="Times New Roman" w:hAnsi="Times New Roman" w:cs="Times New Roman"/>
+          <w:b/>
+          <w:bCs/>
+          <w:sz w:val="24"/>
+        </w:rPr>
+        <w:t>O(</w:t>
+      </w:r>
+      <w:proofErr w:type="gramEnd"/>
+      <w:r>
+        <w:rPr>
+          <w:rFonts w:ascii="Times New Roman" w:hAnsi="Times New Roman" w:cs="Times New Roman"/>
+          <w:b/>
+          <w:bCs/>
+          <w:sz w:val="24"/>
+        </w:rPr>
+        <w:t>n log n)</w:t>
+      </w:r>
+      <w:r>
+        <w:rPr>
+          <w:rFonts w:ascii="Times New Roman" w:hAnsi="Times New Roman" w:cs="Times New Roman"/>
+          <w:sz w:val="24"/>
+        </w:rPr>
+        <w:t xml:space="preserve"> performance in all cases, whereas Quick Sort may degrade to </w:t>
+      </w:r>
+      <w:r>
+        <w:rPr>
+          <w:rFonts w:ascii="Times New Roman" w:hAnsi="Times New Roman" w:cs="Times New Roman"/>
+          <w:b/>
+          <w:bCs/>
+          <w:sz w:val="24"/>
+        </w:rPr>
+        <w:t>O(n²)</w:t>
+      </w:r>
+      <w:r>
+        <w:rPr>
+          <w:rFonts w:ascii="Times New Roman" w:hAnsi="Times New Roman" w:cs="Times New Roman"/>
+          <w:sz w:val="24"/>
+        </w:rPr>
+        <w:t xml:space="preserve"> in the worst case if poor pivot selection occurs.</w:t>
+      </w:r>
+    </w:p>
+    <w:p>
+      <w:pPr>
+        <w:tabs>
+          <w:tab w:val="left" w:pos="1932"/>
+        </w:tabs>
+        <w:rPr>
+          <w:rFonts w:ascii="Times New Roman" w:hAnsi="Times New Roman" w:cs="Times New Roman"/>
+          <w:sz w:val="24"/>
+        </w:rPr>
+      </w:pPr>
+      <w:r>
+        <w:rPr>
+          <w:rFonts w:ascii="Times New Roman" w:hAnsi="Times New Roman" w:cs="Times New Roman"/>
+          <w:sz w:val="24"/>
+        </w:rPr>
+        <w:t>For small datasets, Quick Sort generally provides faster execution. For larger datasets containing many duplicate values, Merge Sort offers more stable and predictable performance.</w:t>
+      </w:r>
+    </w:p>
+    <w:p>
+      <w:pPr>
+        <w:tabs>
+          <w:tab w:val="left" w:pos="1932"/>
+        </w:tabs>
+        <w:rPr>
+          <w:rFonts w:ascii="Times New Roman" w:hAnsi="Times New Roman" w:cs="Times New Roman"/>
+          <w:b/>
+          <w:bCs/>
+          <w:sz w:val="24"/>
+        </w:rPr>
+      </w:pPr>
+      <w:r>
+        <w:rPr>
+          <w:rFonts w:ascii="Times New Roman" w:hAnsi="Times New Roman" w:cs="Times New Roman"/>
+          <w:b/>
+          <w:bCs/>
+          <w:sz w:val="24"/>
+        </w:rPr>
+        <w:t>Time Complexity</w:t>
+      </w:r>
+    </w:p>
+    <w:tbl>
+      <w:tblPr>
+        <w:tblW w:w="0" w:type="auto"/>
+        <w:tblCellSpacing w:w="15" w:type="dxa"/>
+        <w:tblBorders>
+          <w:top w:val="single" w:sz="4" w:space="0" w:color="auto"/>
+          <w:left w:val="single" w:sz="4" w:space="0" w:color="auto"/>
+          <w:bottom w:val="single" w:sz="4" w:space="0" w:color="auto"/>
+          <w:right w:val="single" w:sz="4" w:space="0" w:color="auto"/>
+          <w:insideH w:val="single" w:sz="4" w:space="0" w:color="auto"/>
+          <w:insideV w:val="single" w:sz="4" w:space="0" w:color="auto"/>
+        </w:tblBorders>
+        <w:tblCellMar>
+          <w:top w:w="15" w:type="dxa"/>
+          <w:left w:w="15" w:type="dxa"/>
+          <w:bottom w:w="15" w:type="dxa"/>
+          <w:right w:w="15" w:type="dxa"/>
+        </w:tblCellMar>
+        <w:tblLook w:val="04A0" w:firstRow="1" w:lastRow="0" w:firstColumn="1" w:lastColumn="0" w:noHBand="0" w:noVBand="1"/>
+      </w:tblPr>
+      <w:tblGrid>
+        <w:gridCol w:w="1417"/>
+        <w:gridCol w:w="1247"/>
+        <w:gridCol w:w="1222"/>
+      </w:tblGrid>
+      <w:tr>
+        <w:trPr>
+          <w:tblHeader/>
+          <w:tblCellSpacing w:w="15" w:type="dxa"/>
+        </w:trPr>
+        <w:tc>
+          <w:tcPr>
+            <w:tcW w:w="0" w:type="auto"/>
+            <w:vAlign w:val="center"/>
+            <w:hideMark/>
+          </w:tcPr>
+          <w:p>
+            <w:pPr>
+              <w:tabs>
+                <w:tab w:val="left" w:pos="1932"/>
+              </w:tabs>
+              <w:rPr>
+                <w:rFonts w:ascii="Times New Roman" w:hAnsi="Times New Roman" w:cs="Times New Roman"/>
+                <w:b/>
+                <w:bCs/>
+                <w:sz w:val="24"/>
+              </w:rPr>
+            </w:pPr>
+            <w:r>
+              <w:rPr>
+                <w:rFonts w:ascii="Times New Roman" w:hAnsi="Times New Roman" w:cs="Times New Roman"/>
+                <w:b/>
+                <w:bCs/>
+                <w:sz w:val="24"/>
+              </w:rPr>
+              <w:t>Case</w:t>
+            </w:r>
+          </w:p>
+        </w:tc>
+        <w:tc>
+          <w:tcPr>
+            <w:tcW w:w="0" w:type="auto"/>
+            <w:vAlign w:val="center"/>
+            <w:hideMark/>
+          </w:tcPr>
+          <w:p>
+            <w:pPr>
+              <w:tabs>
+                <w:tab w:val="left" w:pos="1932"/>
+              </w:tabs>
+              <w:rPr>
+                <w:rFonts w:ascii="Times New Roman" w:hAnsi="Times New Roman" w:cs="Times New Roman"/>
+                <w:b/>
+                <w:bCs/>
+                <w:sz w:val="24"/>
+              </w:rPr>
+            </w:pPr>
+            <w:r>
+              <w:rPr>
+                <w:rFonts w:ascii="Times New Roman" w:hAnsi="Times New Roman" w:cs="Times New Roman"/>
+                <w:b/>
+                <w:bCs/>
+                <w:sz w:val="24"/>
+              </w:rPr>
+              <w:t>Merge Sort</w:t>
+            </w:r>
+          </w:p>
+        </w:tc>
+        <w:tc>
+          <w:tcPr>
+            <w:tcW w:w="0" w:type="auto"/>
+            <w:vAlign w:val="center"/>
+            <w:hideMark/>
+          </w:tcPr>
+          <w:p>
+            <w:pPr>
+              <w:tabs>
+                <w:tab w:val="left" w:pos="1932"/>
+              </w:tabs>
+              <w:rPr>
+                <w:rFonts w:ascii="Times New Roman" w:hAnsi="Times New Roman" w:cs="Times New Roman"/>
+                <w:b/>
+                <w:bCs/>
+                <w:sz w:val="24"/>
+              </w:rPr>
+            </w:pPr>
+            <w:r>
+              <w:rPr>
+                <w:rFonts w:ascii="Times New Roman" w:hAnsi="Times New Roman" w:cs="Times New Roman"/>
+                <w:b/>
+                <w:bCs/>
+                <w:sz w:val="24"/>
+              </w:rPr>
+              <w:t>Quick Sort</w:t>
+            </w:r>
+          </w:p>
+        </w:tc>
+      </w:tr>
+      <w:tr>
+        <w:trPr>
+          <w:tblCellSpacing w:w="15" w:type="dxa"/>
+        </w:trPr>
+        <w:tc>
+          <w:tcPr>
+            <w:tcW w:w="0" w:type="auto"/>
+            <w:vAlign w:val="center"/>
+            <w:hideMark/>
+          </w:tcPr>
+          <w:p>
+            <w:pPr>
+              <w:tabs>
+                <w:tab w:val="left" w:pos="1932"/>
+              </w:tabs>
+              <w:rPr>
+                <w:rFonts w:ascii="Times New Roman" w:hAnsi="Times New Roman" w:cs="Times New Roman"/>
+                <w:sz w:val="24"/>
+              </w:rPr>
+            </w:pPr>
+            <w:r>
+              <w:rPr>
+                <w:rFonts w:ascii="Times New Roman" w:hAnsi="Times New Roman" w:cs="Times New Roman"/>
+                <w:sz w:val="24"/>
+              </w:rPr>
+              <w:t>Best Case</w:t>
+            </w:r>
+          </w:p>
+        </w:tc>
+        <w:tc>
+          <w:tcPr>
+            <w:tcW w:w="0" w:type="auto"/>
+            <w:vAlign w:val="center"/>
+            <w:hideMark/>
+          </w:tcPr>
+          <w:p>
+            <w:pPr>
+              <w:tabs>
+                <w:tab w:val="left" w:pos="1932"/>
+              </w:tabs>
+              <w:rPr>
+                <w:rFonts w:ascii="Times New Roman" w:hAnsi="Times New Roman" w:cs="Times New Roman"/>
+                <w:sz w:val="24"/>
+              </w:rPr>
+            </w:pPr>
+            <w:proofErr w:type="gramStart"/>
+            <w:r>
+              <w:rPr>
+                <w:rFonts w:ascii="Times New Roman" w:hAnsi="Times New Roman" w:cs="Times New Roman"/>
+                <w:sz w:val="24"/>
+              </w:rPr>
+              <w:t>O(</w:t>
+            </w:r>
+            <w:proofErr w:type="gramEnd"/>
+            <w:r>
+              <w:rPr>
+                <w:rFonts w:ascii="Times New Roman" w:hAnsi="Times New Roman" w:cs="Times New Roman"/>
+                <w:sz w:val="24"/>
+              </w:rPr>
+              <w:t>n log n)</w:t>
+            </w:r>
+          </w:p>
+        </w:tc>
+        <w:tc>
+          <w:tcPr>
+            <w:tcW w:w="0" w:type="auto"/>
+            <w:vAlign w:val="center"/>
+            <w:hideMark/>
+          </w:tcPr>
+          <w:p>
+            <w:pPr>
+              <w:tabs>
+                <w:tab w:val="left" w:pos="1932"/>
+              </w:tabs>
+              <w:rPr>
+                <w:rFonts w:ascii="Times New Roman" w:hAnsi="Times New Roman" w:cs="Times New Roman"/>
+                <w:sz w:val="24"/>
+              </w:rPr>
+            </w:pPr>
+            <w:proofErr w:type="gramStart"/>
+            <w:r>
+              <w:rPr>
+                <w:rFonts w:ascii="Times New Roman" w:hAnsi="Times New Roman" w:cs="Times New Roman"/>
+                <w:sz w:val="24"/>
+              </w:rPr>
+              <w:t>O(</w:t>
+            </w:r>
+            <w:proofErr w:type="gramEnd"/>
+            <w:r>
+              <w:rPr>
+                <w:rFonts w:ascii="Times New Roman" w:hAnsi="Times New Roman" w:cs="Times New Roman"/>
+                <w:sz w:val="24"/>
+              </w:rPr>
+              <w:t>n log n)</w:t>
+            </w:r>
+          </w:p>
+        </w:tc>
+      </w:tr>
+      <w:tr>
+        <w:trPr>
+          <w:tblCellSpacing w:w="15" w:type="dxa"/>
+        </w:trPr>
+        <w:tc>
+          <w:tcPr>
+            <w:tcW w:w="0" w:type="auto"/>
+            <w:vAlign w:val="center"/>
+            <w:hideMark/>
+          </w:tcPr>
+          <w:p>
+            <w:pPr>
+              <w:tabs>
+                <w:tab w:val="left" w:pos="1932"/>
+              </w:tabs>
+              <w:rPr>
+                <w:rFonts w:ascii="Times New Roman" w:hAnsi="Times New Roman" w:cs="Times New Roman"/>
+                <w:sz w:val="24"/>
+              </w:rPr>
+            </w:pPr>
+            <w:r>
+              <w:rPr>
+                <w:rFonts w:ascii="Times New Roman" w:hAnsi="Times New Roman" w:cs="Times New Roman"/>
+                <w:sz w:val="24"/>
+              </w:rPr>
+              <w:t>Average Case</w:t>
+            </w:r>
+          </w:p>
+        </w:tc>
+        <w:tc>
+          <w:tcPr>
+            <w:tcW w:w="0" w:type="auto"/>
+            <w:vAlign w:val="center"/>
+            <w:hideMark/>
+          </w:tcPr>
+          <w:p>
+            <w:pPr>
+              <w:tabs>
+                <w:tab w:val="left" w:pos="1932"/>
+              </w:tabs>
+              <w:rPr>
+                <w:rFonts w:ascii="Times New Roman" w:hAnsi="Times New Roman" w:cs="Times New Roman"/>
+                <w:sz w:val="24"/>
+              </w:rPr>
+            </w:pPr>
+            <w:proofErr w:type="gramStart"/>
+            <w:r>
+              <w:rPr>
+                <w:rFonts w:ascii="Times New Roman" w:hAnsi="Times New Roman" w:cs="Times New Roman"/>
+                <w:sz w:val="24"/>
+              </w:rPr>
+              <w:t>O(</w:t>
+            </w:r>
+            <w:proofErr w:type="gramEnd"/>
+            <w:r>
+              <w:rPr>
+                <w:rFonts w:ascii="Times New Roman" w:hAnsi="Times New Roman" w:cs="Times New Roman"/>
+                <w:sz w:val="24"/>
+              </w:rPr>
+              <w:t>n log n)</w:t>
+            </w:r>
+          </w:p>
+        </w:tc>
+        <w:tc>
+          <w:tcPr>
+            <w:tcW w:w="0" w:type="auto"/>
+            <w:vAlign w:val="center"/>
+            <w:hideMark/>
+          </w:tcPr>
+          <w:p>
+            <w:pPr>
+              <w:tabs>
+                <w:tab w:val="left" w:pos="1932"/>
+              </w:tabs>
+              <w:rPr>
+                <w:rFonts w:ascii="Times New Roman" w:hAnsi="Times New Roman" w:cs="Times New Roman"/>
+                <w:sz w:val="24"/>
+              </w:rPr>
+            </w:pPr>
+            <w:proofErr w:type="gramStart"/>
+            <w:r>
+              <w:rPr>
+                <w:rFonts w:ascii="Times New Roman" w:hAnsi="Times New Roman" w:cs="Times New Roman"/>
+                <w:sz w:val="24"/>
+              </w:rPr>
+              <w:t>O(</w:t>
+            </w:r>
+            <w:proofErr w:type="gramEnd"/>
+            <w:r>
+              <w:rPr>
+                <w:rFonts w:ascii="Times New Roman" w:hAnsi="Times New Roman" w:cs="Times New Roman"/>
+                <w:sz w:val="24"/>
+              </w:rPr>
+              <w:t>n log n)</w:t>
+            </w:r>
+          </w:p>
+        </w:tc>
+      </w:tr>
+      <w:tr>
+        <w:trPr>
+          <w:tblCellSpacing w:w="15" w:type="dxa"/>
+        </w:trPr>
+        <w:tc>
+          <w:tcPr>
+            <w:tcW w:w="0" w:type="auto"/>
+            <w:vAlign w:val="center"/>
+            <w:hideMark/>
+          </w:tcPr>
+          <w:p>
+            <w:pPr>
+              <w:tabs>
+                <w:tab w:val="left" w:pos="1932"/>
+              </w:tabs>
+              <w:rPr>
+                <w:rFonts w:ascii="Times New Roman" w:hAnsi="Times New Roman" w:cs="Times New Roman"/>
+                <w:sz w:val="24"/>
+              </w:rPr>
+            </w:pPr>
+            <w:r>
+              <w:rPr>
+                <w:rFonts w:ascii="Times New Roman" w:hAnsi="Times New Roman" w:cs="Times New Roman"/>
+                <w:sz w:val="24"/>
+              </w:rPr>
+              <w:t>Worst Case</w:t>
+            </w:r>
+          </w:p>
+        </w:tc>
+        <w:tc>
+          <w:tcPr>
+            <w:tcW w:w="0" w:type="auto"/>
+            <w:vAlign w:val="center"/>
+            <w:hideMark/>
+          </w:tcPr>
+          <w:p>
+            <w:pPr>
+              <w:tabs>
+                <w:tab w:val="left" w:pos="1932"/>
+              </w:tabs>
+              <w:rPr>
+                <w:rFonts w:ascii="Times New Roman" w:hAnsi="Times New Roman" w:cs="Times New Roman"/>
+                <w:sz w:val="24"/>
+              </w:rPr>
+            </w:pPr>
+            <w:proofErr w:type="gramStart"/>
+            <w:r>
+              <w:rPr>
+                <w:rFonts w:ascii="Times New Roman" w:hAnsi="Times New Roman" w:cs="Times New Roman"/>
+                <w:sz w:val="24"/>
+              </w:rPr>
+              <w:t>O(</w:t>
+            </w:r>
+            <w:proofErr w:type="gramEnd"/>
+            <w:r>
+              <w:rPr>
+                <w:rFonts w:ascii="Times New Roman" w:hAnsi="Times New Roman" w:cs="Times New Roman"/>
+                <w:sz w:val="24"/>
+              </w:rPr>
+              <w:t>n log n)</w:t>
+            </w:r>
+          </w:p>
+        </w:tc>
+        <w:tc>
+          <w:tcPr>
+            <w:tcW w:w="0" w:type="auto"/>
+            <w:vAlign w:val="center"/>
+            <w:hideMark/>
+          </w:tcPr>
+          <w:p>
+            <w:pPr>
+              <w:tabs>
+                <w:tab w:val="left" w:pos="1932"/>
+              </w:tabs>
+              <w:rPr>
+                <w:rFonts w:ascii="Times New Roman" w:hAnsi="Times New Roman" w:cs="Times New Roman"/>
+                <w:sz w:val="24"/>
+              </w:rPr>
+            </w:pPr>
+            <w:r>
+              <w:rPr>
+                <w:rFonts w:ascii="Times New Roman" w:hAnsi="Times New Roman" w:cs="Times New Roman"/>
+                <w:sz w:val="24"/>
+              </w:rPr>
+              <w:t>O(n²)</w:t>
+            </w:r>
+          </w:p>
+        </w:tc>
+      </w:tr>
+    </w:tbl>
+    <w:p>
+      <w:pPr>
+        <w:tabs>
+          <w:tab w:val="left" w:pos="1932"/>
+        </w:tabs>
+        <w:rPr>
+          <w:rFonts w:ascii="Times New Roman" w:hAnsi="Times New Roman" w:cs="Times New Roman"/>
+          <w:b/>
+          <w:bCs/>
+          <w:sz w:val="24"/>
+        </w:rPr>
+      </w:pPr>
+      <w:r>
+        <w:rPr>
+          <w:rFonts w:ascii="Times New Roman" w:hAnsi="Times New Roman" w:cs="Times New Roman"/>
+          <w:b/>
+          <w:bCs/>
+          <w:sz w:val="24"/>
+        </w:rPr>
+        <w:t>Final Observation</w:t>
+      </w:r>
+    </w:p>
+    <w:p>
+      <w:pPr>
+        <w:tabs>
+          <w:tab w:val="left" w:pos="1932"/>
+        </w:tabs>
+        <w:rPr>
+          <w:rFonts w:ascii="Times New Roman" w:hAnsi="Times New Roman" w:cs="Times New Roman"/>
+          <w:sz w:val="24"/>
+        </w:rPr>
+      </w:pPr>
+      <w:r>
+        <w:rPr>
+          <w:rFonts w:ascii="Times New Roman" w:hAnsi="Times New Roman" w:cs="Times New Roman"/>
+          <w:sz w:val="24"/>
+        </w:rPr>
+        <w:t>Both algorithms generated the same sorted output, proving their correctness. Quick Sort achieved better execution time for the given dataset because of efficient in-place partitioning. Merge Sort, however, maintained stable performance and was unaffected by duplicate elements. Therefore, Quick Sort is suitable for faster execution on small datasets, while Merge Sort is more reliable for consistent performance across different types of input data.</w:t>
+      </w:r>
+    </w:p>
     <w:sectPr>
       <w:pgSz w:w="12240" w:h="15840"/>
       <w:pgMar w:top="614" w:right="1637" w:bottom="851" w:left="1080" w:header="720" w:footer="720" w:gutter="0"/>
@@ -4987,6 +6877,155 @@
 <file path=word/numbering.xml><?xml version="1.0" encoding="utf-8"?>
 <w:numbering xmlns:wpc="http://schemas.microsoft.com/office/word/2010/wordprocessingCanvas" xmlns:cx="http://schemas.microsoft.com/office/drawing/2014/chartex" xmlns:cx1="http://schemas.microsoft.com/office/drawing/2015/9/8/chartex" xmlns:cx2="http://schemas.microsoft.com/office/drawing/2015/10/21/chartex" xmlns:cx3="http://schemas.microsoft.com/office/drawing/2016/5/9/chartex" xmlns:cx4="http://schemas.microsoft.com/office/drawing/2016/5/10/chartex" xmlns:cx5="http://schemas.microsoft.com/office/drawing/2016/5/11/chartex" xmlns:cx6="http://schemas.microsoft.com/office/drawing/2016/5/12/chartex" xmlns:cx7="http://schemas.microsoft.com/office/drawing/2016/5/13/chartex" xmlns:cx8="http://schemas.microsoft.com/office/drawing/2016/5/14/chartex" xmlns:mc="http://schemas.openxmlformats.org/markup-compatibility/2006" xmlns:aink="http://schemas.microsoft.com/office/drawing/2016/ink" xmlns:am3d="http://schemas.microsoft.com/office/drawing/2017/model3d" xmlns:o="urn:schemas-microsoft-com:office:office" xmlns:oel="http://schemas.microsoft.com/office/2019/extlst" xmlns:r="http://schemas.openxmlformats.org/officeDocument/2006/relationships" xmlns:m="http://schemas.openxmlformats.org/officeDocument/2006/math" xmlns:v="urn:schemas-microsoft-com:vml" xmlns:wp14="http://schemas.microsoft.com/office/word/2010/wordprocessingDrawing" xmlns:wp="http://schemas.openxmlformats.org/drawingml/2006/wordprocessingDrawing" xmlns:w10="urn:schemas-microsoft-com:office:word" xmlns:w="http://schemas.openxmlformats.org/wordprocessingml/2006/main" xmlns:w14="http://schemas.microsoft.com/office/word/2010/wordml" xmlns:w15="http://schemas.microsoft.com/office/word/2012/wordml" xmlns:w16cei="http://schemas.microsoft.com/office/word/2026/wordml/cei" xmlns:w16cex="http://schemas.microsoft.com/office/word/2018/wordml/cex" xmlns:w16cid="http://schemas.microsoft.com/office/word/2016/wordml/cid" xmlns:w16="http://schemas.microsoft.com/office/word/2018/wordml" xmlns:w16du="http://schemas.microsoft.com/office/word/2023/wordml/word16du" xmlns:w16sdtdh="http://schemas.microsoft.com/office/word/2020/wordml/sdtdatahash" xmlns:w16sdtfl="http://schemas.microsoft.com/office/word/2024/wordml/sdtformatlock" xmlns:w16se="http://schemas.microsoft.com/office/word/2015/wordml/symex" xmlns:wpg="http://schemas.microsoft.com/office/word/2010/wordprocessingGroup" xmlns:wpi="http://schemas.microsoft.com/office/word/2010/wordprocessingInk" xmlns:wne="http://schemas.microsoft.com/office/word/2006/wordml" xmlns:wps="http://schemas.microsoft.com/office/word/2010/wordprocessingShape" mc:Ignorable="w14 w15 w16se w16cid w16 w16cex w16sdtdh w16sdtfl w16du wp14">
   <w:abstractNum w:abstractNumId="0" w15:restartNumberingAfterBreak="0">
+    <w:nsid w:val="237B65F8"/>
+    <w:multiLevelType w:val="multilevel"/>
+    <w:tmpl w:val="33244536"/>
+    <w:lvl w:ilvl="0">
+      <w:start w:val="1"/>
+      <w:numFmt w:val="bullet"/>
+      <w:lvlText w:val=""/>
+      <w:lvlJc w:val="left"/>
+      <w:pPr>
+        <w:tabs>
+          <w:tab w:val="num" w:pos="720"/>
+        </w:tabs>
+        <w:ind w:left="720" w:hanging="360"/>
+      </w:pPr>
+      <w:rPr>
+        <w:rFonts w:ascii="Symbol" w:hAnsi="Symbol" w:hint="default"/>
+        <w:sz w:val="20"/>
+      </w:rPr>
+    </w:lvl>
+    <w:lvl w:ilvl="1" w:tentative="1">
+      <w:start w:val="1"/>
+      <w:numFmt w:val="bullet"/>
+      <w:lvlText w:val="o"/>
+      <w:lvlJc w:val="left"/>
+      <w:pPr>
+        <w:tabs>
+          <w:tab w:val="num" w:pos="1440"/>
+        </w:tabs>
+        <w:ind w:left="1440" w:hanging="360"/>
+      </w:pPr>
+      <w:rPr>
+        <w:rFonts w:ascii="Courier New" w:hAnsi="Courier New" w:hint="default"/>
+        <w:sz w:val="20"/>
+      </w:rPr>
+    </w:lvl>
+    <w:lvl w:ilvl="2" w:tentative="1">
+      <w:start w:val="1"/>
+      <w:numFmt w:val="bullet"/>
+      <w:lvlText w:val=""/>
+      <w:lvlJc w:val="left"/>
+      <w:pPr>
+        <w:tabs>
+          <w:tab w:val="num" w:pos="2160"/>
+        </w:tabs>
+        <w:ind w:left="2160" w:hanging="360"/>
+      </w:pPr>
+      <w:rPr>
+        <w:rFonts w:ascii="Wingdings" w:hAnsi="Wingdings" w:hint="default"/>
+        <w:sz w:val="20"/>
+      </w:rPr>
+    </w:lvl>
+    <w:lvl w:ilvl="3" w:tentative="1">
+      <w:start w:val="1"/>
+      <w:numFmt w:val="bullet"/>
+      <w:lvlText w:val=""/>
+      <w:lvlJc w:val="left"/>
+      <w:pPr>
+        <w:tabs>
+          <w:tab w:val="num" w:pos="2880"/>
+        </w:tabs>
+        <w:ind w:left="2880" w:hanging="360"/>
+      </w:pPr>
+      <w:rPr>
+        <w:rFonts w:ascii="Wingdings" w:hAnsi="Wingdings" w:hint="default"/>
+        <w:sz w:val="20"/>
+      </w:rPr>
+    </w:lvl>
+    <w:lvl w:ilvl="4" w:tentative="1">
+      <w:start w:val="1"/>
+      <w:numFmt w:val="bullet"/>
+      <w:lvlText w:val=""/>
+      <w:lvlJc w:val="left"/>
+      <w:pPr>
+        <w:tabs>
+          <w:tab w:val="num" w:pos="3600"/>
+        </w:tabs>
+        <w:ind w:left="3600" w:hanging="360"/>
+      </w:pPr>
+      <w:rPr>
+        <w:rFonts w:ascii="Wingdings" w:hAnsi="Wingdings" w:hint="default"/>
+        <w:sz w:val="20"/>
+      </w:rPr>
+    </w:lvl>
+    <w:lvl w:ilvl="5" w:tentative="1">
+      <w:start w:val="1"/>
+      <w:numFmt w:val="bullet"/>
+      <w:lvlText w:val=""/>
+      <w:lvlJc w:val="left"/>
+      <w:pPr>
+        <w:tabs>
+          <w:tab w:val="num" w:pos="4320"/>
+        </w:tabs>
+        <w:ind w:left="4320" w:hanging="360"/>
+      </w:pPr>
+      <w:rPr>
+        <w:rFonts w:ascii="Wingdings" w:hAnsi="Wingdings" w:hint="default"/>
+        <w:sz w:val="20"/>
+      </w:rPr>
+    </w:lvl>
+    <w:lvl w:ilvl="6" w:tentative="1">
+      <w:start w:val="1"/>
+      <w:numFmt w:val="bullet"/>
+      <w:lvlText w:val=""/>
+      <w:lvlJc w:val="left"/>
+      <w:pPr>
+        <w:tabs>
+          <w:tab w:val="num" w:pos="5040"/>
+        </w:tabs>
+        <w:ind w:left="5040" w:hanging="360"/>
+      </w:pPr>
+      <w:rPr>
+        <w:rFonts w:ascii="Wingdings" w:hAnsi="Wingdings" w:hint="default"/>
+        <w:sz w:val="20"/>
+      </w:rPr>
+    </w:lvl>
+    <w:lvl w:ilvl="7" w:tentative="1">
+      <w:start w:val="1"/>
+      <w:numFmt w:val="bullet"/>
+      <w:lvlText w:val=""/>
+      <w:lvlJc w:val="left"/>
+      <w:pPr>
+        <w:tabs>
+          <w:tab w:val="num" w:pos="5760"/>
+        </w:tabs>
+        <w:ind w:left="5760" w:hanging="360"/>
+      </w:pPr>
+      <w:rPr>
+        <w:rFonts w:ascii="Wingdings" w:hAnsi="Wingdings" w:hint="default"/>
+        <w:sz w:val="20"/>
+      </w:rPr>
+    </w:lvl>
+    <w:lvl w:ilvl="8" w:tentative="1">
+      <w:start w:val="1"/>
+      <w:numFmt w:val="bullet"/>
+      <w:lvlText w:val=""/>
+      <w:lvlJc w:val="left"/>
+      <w:pPr>
+        <w:tabs>
+          <w:tab w:val="num" w:pos="6480"/>
+        </w:tabs>
+        <w:ind w:left="6480" w:hanging="360"/>
+      </w:pPr>
+      <w:rPr>
+        <w:rFonts w:ascii="Wingdings" w:hAnsi="Wingdings" w:hint="default"/>
+        <w:sz w:val="20"/>
+      </w:rPr>
+    </w:lvl>
+  </w:abstractNum>
+  <w:abstractNum w:abstractNumId="1" w15:restartNumberingAfterBreak="0">
     <w:nsid w:val="403D1D2A"/>
     <w:multiLevelType w:val="hybridMultilevel"/>
     <w:tmpl w:val="0568C382"/>
@@ -5199,6 +7238,9 @@
     </w:lvl>
   </w:abstractNum>
   <w:num w:numId="1" w16cid:durableId="1664965056">
+    <w:abstractNumId w:val="1"/>
+  </w:num>
+  <w:num w:numId="2" w16cid:durableId="1131284915">
     <w:abstractNumId w:val="0"/>
   </w:num>
 </w:numbering>
@@ -5685,7 +7727,6 @@
   <w:style w:type="character" w:default="1" w:styleId="DefaultParagraphFont">
     <w:name w:val="Default Paragraph Font"/>
     <w:uiPriority w:val="1"/>
-    <w:semiHidden/>
     <w:unhideWhenUsed/>
   </w:style>
   <w:style w:type="table" w:default="1" w:styleId="TableNormal">
